--- a/插件详细手册/8.物体/解谜设计-脉冲开关.docx
+++ b/插件详细手册/8.物体/解谜设计-脉冲开关.docx
@@ -1,6 +1,6 @@
 
 <file path=word/document.xml><?xml version="1.0" encoding="utf-8"?>
-<w:document xmlns:wpc="http://schemas.microsoft.com/office/word/2010/wordprocessingCanvas" xmlns:cx="http://schemas.microsoft.com/office/drawing/2014/chartex" xmlns:cx1="http://schemas.microsoft.com/office/drawing/2015/9/8/chartex" xmlns:cx2="http://schemas.microsoft.com/office/drawing/2015/10/21/chartex" xmlns:cx3="http://schemas.microsoft.com/office/drawing/2016/5/9/chartex" xmlns:cx4="http://schemas.microsoft.com/office/drawing/2016/5/10/chartex" xmlns:cx5="http://schemas.microsoft.com/office/drawing/2016/5/11/chartex" xmlns:cx6="http://schemas.microsoft.com/office/drawing/2016/5/12/chartex" xmlns:cx7="http://schemas.microsoft.com/office/drawing/2016/5/13/chartex" xmlns:cx8="http://schemas.microsoft.com/office/drawing/2016/5/14/chartex" xmlns:mc="http://schemas.openxmlformats.org/markup-compatibility/2006" xmlns:aink="http://schemas.microsoft.com/office/drawing/2016/ink" xmlns:am3d="http://schemas.microsoft.com/office/drawing/2017/model3d" xmlns:o="urn:schemas-microsoft-com:office:office" xmlns:oel="http://schemas.microsoft.com/office/2019/extlst" xmlns:r="http://schemas.openxmlformats.org/officeDocument/2006/relationships" xmlns:m="http://schemas.openxmlformats.org/officeDocument/2006/math" xmlns:v="urn:schemas-microsoft-com:vml" xmlns:wp14="http://schemas.microsoft.com/office/word/2010/wordprocessingDrawing" xmlns:wp="http://schemas.openxmlformats.org/drawingml/2006/wordprocessingDrawing" xmlns:w10="urn:schemas-microsoft-com:office:word" xmlns:w="http://schemas.openxmlformats.org/wordprocessingml/2006/main" xmlns:w14="http://schemas.microsoft.com/office/word/2010/wordml" xmlns:w15="http://schemas.microsoft.com/office/word/2012/wordml" xmlns:w16cex="http://schemas.microsoft.com/office/word/2018/wordml/cex" xmlns:w16cid="http://schemas.microsoft.com/office/word/2016/wordml/cid" xmlns:w16="http://schemas.microsoft.com/office/word/2018/wordml" xmlns:w16du="http://schemas.microsoft.com/office/word/2023/wordml/word16du" xmlns:w16sdtdh="http://schemas.microsoft.com/office/word/2020/wordml/sdtdatahash" xmlns:w16se="http://schemas.microsoft.com/office/word/2015/wordml/symex" xmlns:wpg="http://schemas.microsoft.com/office/word/2010/wordprocessingGroup" xmlns:wpi="http://schemas.microsoft.com/office/word/2010/wordprocessingInk" xmlns:wne="http://schemas.microsoft.com/office/word/2006/wordml" xmlns:wps="http://schemas.microsoft.com/office/word/2010/wordprocessingShape" mc:Ignorable="w14 w15 w16se w16cid w16 w16cex w16sdtdh w16du wp14">
+<w:document xmlns:wpc="http://schemas.microsoft.com/office/word/2010/wordprocessingCanvas" xmlns:cx="http://schemas.microsoft.com/office/drawing/2014/chartex" xmlns:cx1="http://schemas.microsoft.com/office/drawing/2015/9/8/chartex" xmlns:cx2="http://schemas.microsoft.com/office/drawing/2015/10/21/chartex" xmlns:cx3="http://schemas.microsoft.com/office/drawing/2016/5/9/chartex" xmlns:cx4="http://schemas.microsoft.com/office/drawing/2016/5/10/chartex" xmlns:cx5="http://schemas.microsoft.com/office/drawing/2016/5/11/chartex" xmlns:cx6="http://schemas.microsoft.com/office/drawing/2016/5/12/chartex" xmlns:cx7="http://schemas.microsoft.com/office/drawing/2016/5/13/chartex" xmlns:cx8="http://schemas.microsoft.com/office/drawing/2016/5/14/chartex" xmlns:mc="http://schemas.openxmlformats.org/markup-compatibility/2006" xmlns:aink="http://schemas.microsoft.com/office/drawing/2016/ink" xmlns:am3d="http://schemas.microsoft.com/office/drawing/2017/model3d" xmlns:o="urn:schemas-microsoft-com:office:office" xmlns:oel="http://schemas.microsoft.com/office/2019/extlst" xmlns:r="http://schemas.openxmlformats.org/officeDocument/2006/relationships" xmlns:m="http://schemas.openxmlformats.org/officeDocument/2006/math" xmlns:v="urn:schemas-microsoft-com:vml" xmlns:wp14="http://schemas.microsoft.com/office/word/2010/wordprocessingDrawing" xmlns:wp="http://schemas.openxmlformats.org/drawingml/2006/wordprocessingDrawing" xmlns:w10="urn:schemas-microsoft-com:office:word" xmlns:w="http://schemas.openxmlformats.org/wordprocessingml/2006/main" xmlns:w14="http://schemas.microsoft.com/office/word/2010/wordml" xmlns:w15="http://schemas.microsoft.com/office/word/2012/wordml" xmlns:w16cex="http://schemas.microsoft.com/office/word/2018/wordml/cex" xmlns:w16cid="http://schemas.microsoft.com/office/word/2016/wordml/cid" xmlns:w16="http://schemas.microsoft.com/office/word/2018/wordml" xmlns:w16du="http://schemas.microsoft.com/office/word/2023/wordml/word16du" xmlns:w16sdtdh="http://schemas.microsoft.com/office/word/2020/wordml/sdtdatahash" xmlns:w16sdtfl="http://schemas.microsoft.com/office/word/2024/wordml/sdtformatlock" xmlns:w16se="http://schemas.microsoft.com/office/word/2015/wordml/symex" xmlns:wpg="http://schemas.microsoft.com/office/word/2010/wordprocessingGroup" xmlns:wpi="http://schemas.microsoft.com/office/word/2010/wordprocessingInk" xmlns:wne="http://schemas.microsoft.com/office/word/2006/wordml" xmlns:wps="http://schemas.microsoft.com/office/word/2010/wordprocessingShape" mc:Ignorable="w14 w15 w16se w16cid w16 w16cex w16sdtdh w16sdtfl w16du wp14">
   <w:body>
     <w:p>
       <w:pPr>
@@ -190,7 +190,7 @@
     <w:p>
       <w:pPr>
         <w:widowControl/>
-        <w:jc w:val="left"/>
+        <w:jc w:val="center"/>
         <w:rPr>
           <w:rFonts w:ascii="宋体" w:eastAsia="宋体" w:hAnsi="宋体" w:cs="宋体" w:hint="eastAsia"/>
           <w:kern w:val="0"/>
@@ -200,17 +200,14 @@
       </w:pPr>
       <w:r>
         <w:rPr>
-          <w:rFonts w:ascii="宋体" w:eastAsia="宋体" w:hAnsi="宋体" w:cs="宋体"/>
+          <w:rFonts w:hint="eastAsia"/>
           <w:noProof/>
-          <w:kern w:val="0"/>
-          <w:sz w:val="24"/>
-          <w:szCs w:val="24"/>
         </w:rPr>
         <w:drawing>
-          <wp:inline distT="0" distB="0" distL="0" distR="0" wp14:anchorId="21F10C68" wp14:editId="35298750">
-            <wp:extent cx="5274310" cy="1929130"/>
-            <wp:effectExtent l="0" t="0" r="2540" b="0"/>
-            <wp:docPr id="14" name="图片 14"/>
+          <wp:inline distT="0" distB="0" distL="0" distR="0" wp14:anchorId="1428ED42" wp14:editId="3998DDE1">
+            <wp:extent cx="4954270" cy="1887824"/>
+            <wp:effectExtent l="0" t="0" r="0" b="0"/>
+            <wp:docPr id="593061477" name="图片 2"/>
             <wp:cNvGraphicFramePr>
               <a:graphicFrameLocks xmlns:a="http://schemas.openxmlformats.org/drawingml/2006/main" noChangeAspect="1"/>
             </wp:cNvGraphicFramePr>
@@ -218,7 +215,7 @@
               <a:graphicData uri="http://schemas.openxmlformats.org/drawingml/2006/picture">
                 <pic:pic xmlns:pic="http://schemas.openxmlformats.org/drawingml/2006/picture">
                   <pic:nvPicPr>
-                    <pic:cNvPr id="0" name="Picture 1"/>
+                    <pic:cNvPr id="0" name="Picture 3"/>
                     <pic:cNvPicPr>
                       <a:picLocks noChangeAspect="1" noChangeArrowheads="1"/>
                     </pic:cNvPicPr>
@@ -239,7 +236,7 @@
                   <pic:spPr bwMode="auto">
                     <a:xfrm>
                       <a:off x="0" y="0"/>
-                      <a:ext cx="5274310" cy="1929130"/>
+                      <a:ext cx="4963390" cy="1891299"/>
                     </a:xfrm>
                     <a:prstGeom prst="rect">
                       <a:avLst/>
@@ -609,13 +606,28 @@
           <w:rFonts w:hint="eastAsia"/>
         </w:rPr>
         <w:lastRenderedPageBreak/>
-        <w:t>基础</w:t>
-      </w:r>
-      <w:r>
-        <w:rPr>
-          <w:rFonts w:hint="eastAsia"/>
-        </w:rPr>
-        <w:t>配置</w:t>
+        <w:t>基础工程示例</w:t>
+      </w:r>
+    </w:p>
+    <w:p>
+      <w:pPr>
+        <w:widowControl/>
+        <w:adjustRightInd w:val="0"/>
+        <w:snapToGrid w:val="0"/>
+        <w:jc w:val="left"/>
+        <w:rPr>
+          <w:rFonts w:ascii="Tahoma" w:eastAsia="微软雅黑" w:hAnsi="Tahoma"/>
+          <w:kern w:val="0"/>
+          <w:sz w:val="22"/>
+        </w:rPr>
+      </w:pPr>
+      <w:r>
+        <w:rPr>
+          <w:rFonts w:ascii="Tahoma" w:eastAsia="微软雅黑" w:hAnsi="Tahoma" w:hint="eastAsia"/>
+          <w:kern w:val="0"/>
+          <w:sz w:val="22"/>
+        </w:rPr>
+        <w:t>考虑到示例工程中的插件太多了，群友单独拿出来会遇到各种问题。</w:t>
       </w:r>
     </w:p>
     <w:p>
@@ -637,36 +649,144 @@
           <w:kern w:val="0"/>
           <w:sz w:val="22"/>
         </w:rPr>
-        <w:t>具体注意示例下面的地方：</w:t>
-      </w:r>
-    </w:p>
-    <w:p>
-      <w:pPr>
-        <w:pStyle w:val="4"/>
-        <w:rPr>
-          <w:rFonts w:hint="eastAsia"/>
-        </w:rPr>
-      </w:pPr>
-      <w:r>
-        <w:t>1</w:t>
-      </w:r>
-      <w:r>
-        <w:rPr>
-          <w:rFonts w:hint="eastAsia"/>
-        </w:rPr>
-        <w:t>）</w:t>
-      </w:r>
-      <w:r>
-        <w:rPr>
-          <w:rFonts w:hint="eastAsia"/>
-        </w:rPr>
-        <w:t>独立</w:t>
-      </w:r>
-      <w:r>
-        <w:rPr>
-          <w:rFonts w:hint="eastAsia"/>
-        </w:rPr>
-        <w:t>开关</w:t>
+        <w:t>这里我建立了单独的解谜设计工程，并放入了集合中，方便熟悉用法。</w:t>
+      </w:r>
+    </w:p>
+    <w:tbl>
+      <w:tblPr>
+        <w:tblStyle w:val="af"/>
+        <w:tblW w:w="0" w:type="auto"/>
+        <w:shd w:val="clear" w:color="auto" w:fill="DEEAF6" w:themeFill="accent1" w:themeFillTint="33"/>
+        <w:tblLook w:val="04A0" w:firstRow="1" w:lastRow="0" w:firstColumn="1" w:lastColumn="0" w:noHBand="0" w:noVBand="1"/>
+      </w:tblPr>
+      <w:tblGrid>
+        <w:gridCol w:w="8522"/>
+      </w:tblGrid>
+      <w:tr>
+        <w:tc>
+          <w:tcPr>
+            <w:tcW w:w="8522" w:type="dxa"/>
+            <w:shd w:val="clear" w:color="auto" w:fill="DEEAF6" w:themeFill="accent1" w:themeFillTint="33"/>
+          </w:tcPr>
+          <w:p>
+            <w:pPr>
+              <w:widowControl/>
+              <w:adjustRightInd w:val="0"/>
+              <w:snapToGrid w:val="0"/>
+              <w:jc w:val="left"/>
+              <w:rPr>
+                <w:rFonts w:ascii="Tahoma" w:eastAsia="微软雅黑" w:hAnsi="Tahoma"/>
+                <w:kern w:val="0"/>
+                <w:sz w:val="22"/>
+              </w:rPr>
+            </w:pPr>
+            <w:r>
+              <w:rPr>
+                <w:rFonts w:ascii="Tahoma" w:eastAsia="微软雅黑" w:hAnsi="Tahoma" w:hint="eastAsia"/>
+                <w:kern w:val="0"/>
+                <w:sz w:val="22"/>
+              </w:rPr>
+              <w:t>小型示例工程集合</w:t>
+            </w:r>
+          </w:p>
+          <w:p>
+            <w:pPr>
+              <w:widowControl/>
+              <w:adjustRightInd w:val="0"/>
+              <w:snapToGrid w:val="0"/>
+              <w:jc w:val="left"/>
+              <w:rPr>
+                <w:rFonts w:ascii="Tahoma" w:eastAsia="微软雅黑" w:hAnsi="Tahoma"/>
+                <w:kern w:val="0"/>
+                <w:sz w:val="22"/>
+              </w:rPr>
+            </w:pPr>
+            <w:r>
+              <w:rPr>
+                <w:rFonts w:ascii="Tahoma" w:eastAsia="微软雅黑" w:hAnsi="Tahoma" w:hint="eastAsia"/>
+                <w:kern w:val="0"/>
+                <w:sz w:val="22"/>
+              </w:rPr>
+              <w:t>链接</w:t>
+            </w:r>
+            <w:r>
+              <w:rPr>
+                <w:rFonts w:ascii="Tahoma" w:eastAsia="微软雅黑" w:hAnsi="Tahoma" w:hint="eastAsia"/>
+                <w:kern w:val="0"/>
+                <w:sz w:val="22"/>
+              </w:rPr>
+              <w:t xml:space="preserve">: </w:t>
+            </w:r>
+            <w:hyperlink r:id="rId9" w:history="1">
+              <w:r>
+                <w:rPr>
+                  <w:rStyle w:val="a4"/>
+                  <w:rFonts w:ascii="Tahoma" w:eastAsia="微软雅黑" w:hAnsi="Tahoma" w:hint="eastAsia"/>
+                  <w:kern w:val="0"/>
+                  <w:sz w:val="22"/>
+                </w:rPr>
+                <w:t>https://pan.baidu.com/s/1Z60Fht7alAGZymWOle68PQ</w:t>
+              </w:r>
+            </w:hyperlink>
+            <w:r>
+              <w:rPr>
+                <w:rFonts w:ascii="Tahoma" w:eastAsia="微软雅黑" w:hAnsi="Tahoma" w:hint="eastAsia"/>
+                <w:kern w:val="0"/>
+                <w:sz w:val="22"/>
+              </w:rPr>
+              <w:t xml:space="preserve"> </w:t>
+            </w:r>
+          </w:p>
+          <w:p>
+            <w:pPr>
+              <w:widowControl/>
+              <w:adjustRightInd w:val="0"/>
+              <w:snapToGrid w:val="0"/>
+              <w:jc w:val="left"/>
+              <w:rPr>
+                <w:rFonts w:ascii="Tahoma" w:eastAsia="微软雅黑" w:hAnsi="Tahoma"/>
+                <w:kern w:val="0"/>
+                <w:sz w:val="22"/>
+              </w:rPr>
+            </w:pPr>
+            <w:r>
+              <w:rPr>
+                <w:rFonts w:ascii="Tahoma" w:eastAsia="微软雅黑" w:hAnsi="Tahoma" w:hint="eastAsia"/>
+                <w:kern w:val="0"/>
+                <w:sz w:val="22"/>
+              </w:rPr>
+              <w:t>提取码</w:t>
+            </w:r>
+            <w:r>
+              <w:rPr>
+                <w:rFonts w:ascii="Tahoma" w:eastAsia="微软雅黑" w:hAnsi="Tahoma" w:hint="eastAsia"/>
+                <w:kern w:val="0"/>
+                <w:sz w:val="22"/>
+              </w:rPr>
+              <w:t xml:space="preserve">: 3r5e </w:t>
+            </w:r>
+          </w:p>
+        </w:tc>
+      </w:tr>
+    </w:tbl>
+    <w:p>
+      <w:pPr>
+        <w:widowControl/>
+        <w:adjustRightInd w:val="0"/>
+        <w:jc w:val="left"/>
+        <w:rPr>
+          <w:rFonts w:ascii="Tahoma" w:eastAsia="微软雅黑" w:hAnsi="Tahoma"/>
+          <w:kern w:val="0"/>
+          <w:sz w:val="22"/>
+        </w:rPr>
+      </w:pPr>
+      <w:r>
+        <w:rPr>
+          <w:rFonts w:ascii="Tahoma" w:eastAsia="微软雅黑" w:hAnsi="Tahoma" w:hint="eastAsia"/>
+          <w:kern w:val="0"/>
+          <w:sz w:val="22"/>
+        </w:rPr>
+        <w:t>另外，示例中的插件一直在更新，而打包工程中的插件不一定会同步更新哦。</w:t>
       </w:r>
     </w:p>
     <w:p>
@@ -681,38 +801,6 @@
           <w:sz w:val="22"/>
         </w:rPr>
       </w:pPr>
-      <w:r>
-        <w:rPr>
-          <w:rFonts w:ascii="Tahoma" w:eastAsia="微软雅黑" w:hAnsi="Tahoma" w:hint="eastAsia"/>
-          <w:kern w:val="0"/>
-          <w:sz w:val="22"/>
-        </w:rPr>
-        <w:t>游戏流程中</w:t>
-      </w:r>
-      <w:r>
-        <w:rPr>
-          <w:rFonts w:ascii="Tahoma" w:eastAsia="微软雅黑" w:hAnsi="Tahoma" w:hint="eastAsia"/>
-          <w:kern w:val="0"/>
-          <w:sz w:val="22"/>
-        </w:rPr>
-        <w:t>，重置关卡</w:t>
-      </w:r>
-      <w:r>
-        <w:rPr>
-          <w:rFonts w:ascii="Tahoma" w:eastAsia="微软雅黑" w:hAnsi="Tahoma" w:hint="eastAsia"/>
-          <w:kern w:val="0"/>
-          <w:sz w:val="22"/>
-        </w:rPr>
-        <w:t xml:space="preserve"> </w:t>
-      </w:r>
-      <w:r>
-        <w:rPr>
-          <w:rFonts w:ascii="Tahoma" w:eastAsia="微软雅黑" w:hAnsi="Tahoma" w:hint="eastAsia"/>
-          <w:kern w:val="0"/>
-          <w:sz w:val="22"/>
-        </w:rPr>
-        <w:t>的事件，会手动批量控制其他事件的独立开关。</w:t>
-      </w:r>
     </w:p>
     <w:p>
       <w:pPr>
@@ -732,23 +820,474 @@
           <w:kern w:val="0"/>
           <w:sz w:val="22"/>
         </w:rPr>
-        <w:t>这种操作是永久有效并且能被保存到存档中的</w:t>
-      </w:r>
-      <w:r>
-        <w:rPr>
-          <w:rFonts w:ascii="Tahoma" w:eastAsia="微软雅黑" w:hAnsi="Tahoma" w:hint="eastAsia"/>
-          <w:kern w:val="0"/>
-          <w:sz w:val="22"/>
-        </w:rPr>
-        <w:t>，刷地图不会改变。</w:t>
-      </w:r>
-    </w:p>
-    <w:p>
-      <w:pPr>
-        <w:widowControl/>
+        <w:br w:type="page"/>
+      </w:r>
+    </w:p>
+    <w:p>
+      <w:pPr>
+        <w:pStyle w:val="3"/>
+        <w:rPr>
+          <w:rFonts w:hint="eastAsia"/>
+        </w:rPr>
+      </w:pPr>
+      <w:r>
+        <w:rPr>
+          <w:rFonts w:hint="eastAsia"/>
+        </w:rPr>
+        <w:lastRenderedPageBreak/>
+        <w:t>基础</w:t>
+      </w:r>
+      <w:r>
+        <w:rPr>
+          <w:rFonts w:hint="eastAsia"/>
+        </w:rPr>
+        <w:t>配置</w:t>
+      </w:r>
+    </w:p>
+    <w:p>
+      <w:pPr>
+        <w:widowControl/>
+        <w:adjustRightInd w:val="0"/>
+        <w:snapToGrid w:val="0"/>
+        <w:spacing w:after="200"/>
+        <w:jc w:val="left"/>
+        <w:rPr>
+          <w:rFonts w:ascii="Tahoma" w:eastAsia="微软雅黑" w:hAnsi="Tahoma"/>
+          <w:kern w:val="0"/>
+          <w:sz w:val="22"/>
+        </w:rPr>
+      </w:pPr>
+      <w:r>
+        <w:rPr>
+          <w:rFonts w:ascii="Tahoma" w:eastAsia="微软雅黑" w:hAnsi="Tahoma" w:hint="eastAsia"/>
+          <w:kern w:val="0"/>
+          <w:sz w:val="22"/>
+        </w:rPr>
+        <w:t>具体注意示例下面的地方：</w:t>
+      </w:r>
+    </w:p>
+    <w:p>
+      <w:pPr>
+        <w:pStyle w:val="4"/>
+        <w:rPr>
+          <w:rFonts w:hint="eastAsia"/>
+        </w:rPr>
+      </w:pPr>
+      <w:r>
+        <w:rPr>
+          <w:rFonts w:hint="eastAsia"/>
+        </w:rPr>
+        <w:t>1</w:t>
+      </w:r>
+      <w:r>
+        <w:rPr>
+          <w:rFonts w:hint="eastAsia"/>
+        </w:rPr>
+        <w:t>）地图事件</w:t>
+      </w:r>
+    </w:p>
+    <w:p>
+      <w:pPr>
+        <w:widowControl/>
+        <w:adjustRightInd w:val="0"/>
+        <w:snapToGrid w:val="0"/>
+        <w:jc w:val="left"/>
+        <w:rPr>
+          <w:rFonts w:ascii="Tahoma" w:eastAsia="微软雅黑" w:hAnsi="Tahoma"/>
+          <w:kern w:val="0"/>
+          <w:sz w:val="22"/>
+        </w:rPr>
+      </w:pPr>
+      <w:r>
+        <w:rPr>
+          <w:rFonts w:ascii="Tahoma" w:eastAsia="微软雅黑" w:hAnsi="Tahoma" w:hint="eastAsia"/>
+          <w:kern w:val="0"/>
+          <w:sz w:val="22"/>
+        </w:rPr>
+        <w:t>所有</w:t>
+      </w:r>
+      <w:r>
+        <w:rPr>
+          <w:rFonts w:ascii="Tahoma" w:eastAsia="微软雅黑" w:hAnsi="Tahoma" w:hint="eastAsia"/>
+          <w:kern w:val="0"/>
+          <w:sz w:val="22"/>
+        </w:rPr>
+        <w:t>与该</w:t>
+      </w:r>
+      <w:r>
+        <w:rPr>
+          <w:rFonts w:ascii="Tahoma" w:eastAsia="微软雅黑" w:hAnsi="Tahoma" w:hint="eastAsia"/>
+          <w:kern w:val="0"/>
+          <w:sz w:val="22"/>
+        </w:rPr>
+        <w:t>解谜</w:t>
+      </w:r>
+      <w:r>
+        <w:rPr>
+          <w:rFonts w:ascii="Tahoma" w:eastAsia="微软雅黑" w:hAnsi="Tahoma" w:hint="eastAsia"/>
+          <w:kern w:val="0"/>
+          <w:sz w:val="22"/>
+        </w:rPr>
+        <w:t>相关</w:t>
+      </w:r>
+      <w:r>
+        <w:rPr>
+          <w:rFonts w:ascii="Tahoma" w:eastAsia="微软雅黑" w:hAnsi="Tahoma" w:hint="eastAsia"/>
+          <w:kern w:val="0"/>
+          <w:sz w:val="22"/>
+        </w:rPr>
+        <w:t>的事件</w:t>
+      </w:r>
+      <w:r>
+        <w:rPr>
+          <w:rFonts w:ascii="Tahoma" w:eastAsia="微软雅黑" w:hAnsi="Tahoma" w:hint="eastAsia"/>
+          <w:kern w:val="0"/>
+          <w:sz w:val="22"/>
+        </w:rPr>
+        <w:t xml:space="preserve"> </w:t>
+      </w:r>
+      <w:r>
+        <w:rPr>
+          <w:rFonts w:ascii="Tahoma" w:eastAsia="微软雅黑" w:hAnsi="Tahoma" w:hint="eastAsia"/>
+          <w:kern w:val="0"/>
+          <w:sz w:val="22"/>
+        </w:rPr>
+        <w:t>，都在地图</w:t>
+      </w:r>
+      <w:proofErr w:type="gramStart"/>
+      <w:r>
+        <w:rPr>
+          <w:rFonts w:ascii="Tahoma" w:eastAsia="微软雅黑" w:hAnsi="Tahoma"/>
+          <w:kern w:val="0"/>
+          <w:sz w:val="22"/>
+        </w:rPr>
+        <w:t>”</w:t>
+      </w:r>
+      <w:proofErr w:type="gramEnd"/>
+      <w:r>
+        <w:rPr>
+          <w:rFonts w:ascii="Tahoma" w:eastAsia="微软雅黑" w:hAnsi="Tahoma" w:hint="eastAsia"/>
+          <w:kern w:val="0"/>
+          <w:sz w:val="22"/>
+        </w:rPr>
+        <w:t>设计</w:t>
+      </w:r>
+      <w:r>
+        <w:rPr>
+          <w:rFonts w:ascii="Tahoma" w:eastAsia="微软雅黑" w:hAnsi="Tahoma"/>
+          <w:kern w:val="0"/>
+          <w:sz w:val="22"/>
+        </w:rPr>
+        <w:t>-</w:t>
+      </w:r>
+      <w:r>
+        <w:rPr>
+          <w:rFonts w:ascii="Tahoma" w:eastAsia="微软雅黑" w:hAnsi="Tahoma" w:hint="eastAsia"/>
+          <w:kern w:val="0"/>
+          <w:sz w:val="22"/>
+        </w:rPr>
+        <w:t>脉冲开关</w:t>
+      </w:r>
+      <w:proofErr w:type="gramStart"/>
+      <w:r>
+        <w:rPr>
+          <w:rFonts w:ascii="Tahoma" w:eastAsia="微软雅黑" w:hAnsi="Tahoma"/>
+          <w:kern w:val="0"/>
+          <w:sz w:val="22"/>
+        </w:rPr>
+        <w:t>”</w:t>
+      </w:r>
+      <w:proofErr w:type="gramEnd"/>
+      <w:r>
+        <w:rPr>
+          <w:rFonts w:ascii="Tahoma" w:eastAsia="微软雅黑" w:hAnsi="Tahoma" w:hint="eastAsia"/>
+          <w:kern w:val="0"/>
+          <w:sz w:val="22"/>
+        </w:rPr>
+        <w:t>中。</w:t>
+      </w:r>
+    </w:p>
+    <w:p>
+      <w:pPr>
+        <w:widowControl/>
+        <w:adjustRightInd w:val="0"/>
+        <w:snapToGrid w:val="0"/>
+        <w:jc w:val="left"/>
+        <w:rPr>
+          <w:rFonts w:ascii="Tahoma" w:eastAsia="微软雅黑" w:hAnsi="Tahoma"/>
+          <w:kern w:val="0"/>
+          <w:sz w:val="22"/>
+        </w:rPr>
+      </w:pPr>
+      <w:r>
+        <w:rPr>
+          <w:rFonts w:ascii="Tahoma" w:eastAsia="微软雅黑" w:hAnsi="Tahoma" w:hint="eastAsia"/>
+          <w:kern w:val="0"/>
+          <w:sz w:val="22"/>
+        </w:rPr>
+        <w:t>这里</w:t>
+      </w:r>
+      <w:r>
+        <w:rPr>
+          <w:rFonts w:ascii="Tahoma" w:eastAsia="微软雅黑" w:hAnsi="Tahoma" w:hint="eastAsia"/>
+          <w:kern w:val="0"/>
+          <w:sz w:val="22"/>
+        </w:rPr>
+        <w:t>主要需留意</w:t>
+      </w:r>
+      <w:r>
+        <w:rPr>
+          <w:rFonts w:ascii="Tahoma" w:eastAsia="微软雅黑" w:hAnsi="Tahoma" w:hint="eastAsia"/>
+          <w:kern w:val="0"/>
+          <w:sz w:val="22"/>
+        </w:rPr>
+        <w:t>三类</w:t>
+      </w:r>
+      <w:r>
+        <w:rPr>
+          <w:rFonts w:ascii="Tahoma" w:eastAsia="微软雅黑" w:hAnsi="Tahoma" w:hint="eastAsia"/>
+          <w:kern w:val="0"/>
+          <w:sz w:val="22"/>
+        </w:rPr>
+        <w:t>事件</w:t>
+      </w:r>
+      <w:r>
+        <w:rPr>
+          <w:rFonts w:ascii="Tahoma" w:eastAsia="微软雅黑" w:hAnsi="Tahoma" w:hint="eastAsia"/>
+          <w:kern w:val="0"/>
+          <w:sz w:val="22"/>
+        </w:rPr>
+        <w:t>：</w:t>
+      </w:r>
+    </w:p>
+    <w:p>
+      <w:pPr>
+        <w:widowControl/>
+        <w:adjustRightInd w:val="0"/>
+        <w:snapToGrid w:val="0"/>
+        <w:jc w:val="left"/>
+        <w:rPr>
+          <w:rFonts w:ascii="Tahoma" w:eastAsia="微软雅黑" w:hAnsi="Tahoma"/>
+          <w:kern w:val="0"/>
+          <w:sz w:val="22"/>
+        </w:rPr>
+      </w:pPr>
+      <w:r>
+        <w:rPr>
+          <w:rFonts w:ascii="Tahoma" w:eastAsia="微软雅黑" w:hAnsi="Tahoma"/>
+          <w:kern w:val="0"/>
+          <w:sz w:val="22"/>
+        </w:rPr>
+        <w:tab/>
+      </w:r>
+      <w:r>
+        <w:rPr>
+          <w:rFonts w:ascii="Tahoma" w:eastAsia="微软雅黑" w:hAnsi="Tahoma" w:hint="eastAsia"/>
+          <w:kern w:val="0"/>
+          <w:sz w:val="22"/>
+        </w:rPr>
+        <w:t>脚踏板（传感器，重力开关插件</w:t>
+      </w:r>
+      <w:r>
+        <w:rPr>
+          <w:rFonts w:ascii="Tahoma" w:eastAsia="微软雅黑" w:hAnsi="Tahoma" w:hint="eastAsia"/>
+          <w:kern w:val="0"/>
+          <w:sz w:val="22"/>
+        </w:rPr>
+        <w:t xml:space="preserve"> </w:t>
+      </w:r>
+      <w:r>
+        <w:rPr>
+          <w:rFonts w:ascii="Tahoma" w:eastAsia="微软雅黑" w:hAnsi="Tahoma" w:hint="eastAsia"/>
+          <w:kern w:val="0"/>
+          <w:sz w:val="22"/>
+        </w:rPr>
+        <w:t>控制）</w:t>
+      </w:r>
+    </w:p>
+    <w:p>
+      <w:pPr>
+        <w:widowControl/>
+        <w:adjustRightInd w:val="0"/>
+        <w:snapToGrid w:val="0"/>
+        <w:jc w:val="left"/>
+        <w:rPr>
+          <w:rFonts w:ascii="Tahoma" w:eastAsia="微软雅黑" w:hAnsi="Tahoma"/>
+          <w:kern w:val="0"/>
+          <w:sz w:val="22"/>
+        </w:rPr>
+      </w:pPr>
+      <w:r>
+        <w:rPr>
+          <w:rFonts w:ascii="Tahoma" w:eastAsia="微软雅黑" w:hAnsi="Tahoma"/>
+          <w:kern w:val="0"/>
+          <w:sz w:val="22"/>
+        </w:rPr>
+        <w:tab/>
+      </w:r>
+      <w:r>
+        <w:rPr>
+          <w:rFonts w:ascii="Tahoma" w:eastAsia="微软雅黑" w:hAnsi="Tahoma" w:hint="eastAsia"/>
+          <w:kern w:val="0"/>
+          <w:sz w:val="22"/>
+        </w:rPr>
+        <w:t>门（触发器，计数开关插件</w:t>
+      </w:r>
+      <w:r>
+        <w:rPr>
+          <w:rFonts w:ascii="Tahoma" w:eastAsia="微软雅黑" w:hAnsi="Tahoma" w:hint="eastAsia"/>
+          <w:kern w:val="0"/>
+          <w:sz w:val="22"/>
+        </w:rPr>
+        <w:t xml:space="preserve"> </w:t>
+      </w:r>
+      <w:r>
+        <w:rPr>
+          <w:rFonts w:ascii="Tahoma" w:eastAsia="微软雅黑" w:hAnsi="Tahoma" w:hint="eastAsia"/>
+          <w:kern w:val="0"/>
+          <w:sz w:val="22"/>
+        </w:rPr>
+        <w:t>控制）</w:t>
+      </w:r>
+    </w:p>
+    <w:p>
+      <w:pPr>
+        <w:widowControl/>
+        <w:adjustRightInd w:val="0"/>
+        <w:snapToGrid w:val="0"/>
+        <w:jc w:val="left"/>
+        <w:rPr>
+          <w:rFonts w:ascii="Tahoma" w:eastAsia="微软雅黑" w:hAnsi="Tahoma"/>
+          <w:kern w:val="0"/>
+          <w:sz w:val="22"/>
+        </w:rPr>
+      </w:pPr>
+      <w:r>
+        <w:rPr>
+          <w:rFonts w:ascii="Tahoma" w:eastAsia="微软雅黑" w:hAnsi="Tahoma"/>
+          <w:kern w:val="0"/>
+          <w:sz w:val="22"/>
+        </w:rPr>
+        <w:tab/>
+      </w:r>
+      <w:r>
+        <w:rPr>
+          <w:rFonts w:ascii="Tahoma" w:eastAsia="微软雅黑" w:hAnsi="Tahoma" w:hint="eastAsia"/>
+          <w:kern w:val="0"/>
+          <w:sz w:val="22"/>
+        </w:rPr>
+        <w:t>重置关卡</w:t>
+      </w:r>
+      <w:r>
+        <w:rPr>
+          <w:rFonts w:ascii="Tahoma" w:eastAsia="微软雅黑" w:hAnsi="Tahoma" w:hint="eastAsia"/>
+          <w:kern w:val="0"/>
+          <w:sz w:val="22"/>
+        </w:rPr>
+        <w:t>（重置中操作</w:t>
+      </w:r>
+      <w:r>
+        <w:rPr>
+          <w:rFonts w:ascii="Tahoma" w:eastAsia="微软雅黑" w:hAnsi="Tahoma" w:hint="eastAsia"/>
+          <w:kern w:val="0"/>
+          <w:sz w:val="22"/>
+        </w:rPr>
+        <w:t xml:space="preserve"> </w:t>
+      </w:r>
+      <w:r>
+        <w:rPr>
+          <w:rFonts w:ascii="Tahoma" w:eastAsia="微软雅黑" w:hAnsi="Tahoma" w:hint="eastAsia"/>
+          <w:kern w:val="0"/>
+          <w:sz w:val="22"/>
+        </w:rPr>
+        <w:t>当前关卡</w:t>
+      </w:r>
+      <w:r>
+        <w:rPr>
+          <w:rFonts w:ascii="Tahoma" w:eastAsia="微软雅黑" w:hAnsi="Tahoma" w:hint="eastAsia"/>
+          <w:kern w:val="0"/>
+          <w:sz w:val="22"/>
+        </w:rPr>
+        <w:t xml:space="preserve"> </w:t>
+      </w:r>
+      <w:r>
+        <w:rPr>
+          <w:rFonts w:ascii="Tahoma" w:eastAsia="微软雅黑" w:hAnsi="Tahoma" w:hint="eastAsia"/>
+          <w:kern w:val="0"/>
+          <w:sz w:val="22"/>
+        </w:rPr>
+        <w:t>所有脚踏板的</w:t>
+      </w:r>
+      <w:r>
+        <w:rPr>
+          <w:rFonts w:ascii="Tahoma" w:eastAsia="微软雅黑" w:hAnsi="Tahoma" w:hint="eastAsia"/>
+          <w:kern w:val="0"/>
+          <w:sz w:val="22"/>
+        </w:rPr>
+        <w:t xml:space="preserve"> </w:t>
+      </w:r>
+      <w:r>
+        <w:rPr>
+          <w:rFonts w:ascii="Tahoma" w:eastAsia="微软雅黑" w:hAnsi="Tahoma" w:hint="eastAsia"/>
+          <w:kern w:val="0"/>
+          <w:sz w:val="22"/>
+        </w:rPr>
+        <w:t>事件</w:t>
+      </w:r>
+      <w:r>
+        <w:rPr>
+          <w:rFonts w:ascii="Tahoma" w:eastAsia="微软雅黑" w:hAnsi="Tahoma" w:hint="eastAsia"/>
+          <w:kern w:val="0"/>
+          <w:sz w:val="22"/>
+        </w:rPr>
+        <w:t>id</w:t>
+      </w:r>
+      <w:r>
+        <w:rPr>
+          <w:rFonts w:ascii="Tahoma" w:eastAsia="微软雅黑" w:hAnsi="Tahoma"/>
+          <w:kern w:val="0"/>
+          <w:sz w:val="22"/>
+        </w:rPr>
+        <w:t xml:space="preserve"> </w:t>
+      </w:r>
+      <w:r>
+        <w:rPr>
+          <w:rFonts w:ascii="Tahoma" w:eastAsia="微软雅黑" w:hAnsi="Tahoma" w:hint="eastAsia"/>
+          <w:kern w:val="0"/>
+          <w:sz w:val="22"/>
+        </w:rPr>
+        <w:t>）</w:t>
+      </w:r>
+    </w:p>
+    <w:p>
+      <w:pPr>
+        <w:widowControl/>
+        <w:adjustRightInd w:val="0"/>
+        <w:snapToGrid w:val="0"/>
+        <w:jc w:val="left"/>
+        <w:rPr>
+          <w:rFonts w:ascii="Tahoma" w:eastAsia="微软雅黑" w:hAnsi="Tahoma"/>
+          <w:kern w:val="0"/>
+          <w:sz w:val="22"/>
+        </w:rPr>
+      </w:pPr>
+      <w:r>
+        <w:rPr>
+          <w:rFonts w:ascii="Tahoma" w:eastAsia="微软雅黑" w:hAnsi="Tahoma" w:hint="eastAsia"/>
+          <w:kern w:val="0"/>
+          <w:sz w:val="22"/>
+        </w:rPr>
+        <w:t>三类事件共同构成一个解谜流程。</w:t>
+      </w:r>
+    </w:p>
+    <w:p>
+      <w:pPr>
+        <w:widowControl/>
+        <w:adjustRightInd w:val="0"/>
+        <w:snapToGrid w:val="0"/>
         <w:jc w:val="center"/>
         <w:rPr>
-          <w:rFonts w:ascii="宋体" w:eastAsia="宋体" w:hAnsi="宋体" w:cs="宋体" w:hint="eastAsia"/>
+          <w:rFonts w:ascii="宋体" w:eastAsia="宋体" w:hAnsi="宋体" w:cs="宋体"/>
           <w:kern w:val="0"/>
           <w:sz w:val="24"/>
           <w:szCs w:val="24"/>
@@ -763,7 +1302,338 @@
           <w:szCs w:val="24"/>
         </w:rPr>
         <w:drawing>
-          <wp:inline distT="0" distB="0" distL="0" distR="0" wp14:anchorId="428973E3" wp14:editId="17854A6E">
+          <wp:inline distT="0" distB="0" distL="0" distR="0" wp14:anchorId="463D89EF" wp14:editId="20938931">
+            <wp:extent cx="2749550" cy="1463492"/>
+            <wp:effectExtent l="0" t="0" r="0" b="3810"/>
+            <wp:docPr id="33" name="图片 33"/>
+            <wp:cNvGraphicFramePr>
+              <a:graphicFrameLocks xmlns:a="http://schemas.openxmlformats.org/drawingml/2006/main" noChangeAspect="1"/>
+            </wp:cNvGraphicFramePr>
+            <a:graphic xmlns:a="http://schemas.openxmlformats.org/drawingml/2006/main">
+              <a:graphicData uri="http://schemas.openxmlformats.org/drawingml/2006/picture">
+                <pic:pic xmlns:pic="http://schemas.openxmlformats.org/drawingml/2006/picture">
+                  <pic:nvPicPr>
+                    <pic:cNvPr id="0" name="Picture 3"/>
+                    <pic:cNvPicPr>
+                      <a:picLocks noChangeAspect="1" noChangeArrowheads="1"/>
+                    </pic:cNvPicPr>
+                  </pic:nvPicPr>
+                  <pic:blipFill>
+                    <a:blip r:embed="rId7">
+                      <a:extLst>
+                        <a:ext uri="{28A0092B-C50C-407E-A947-70E740481C1C}">
+                          <a14:useLocalDpi xmlns:a14="http://schemas.microsoft.com/office/drawing/2010/main" val="0"/>
+                        </a:ext>
+                      </a:extLst>
+                    </a:blip>
+                    <a:srcRect/>
+                    <a:stretch>
+                      <a:fillRect/>
+                    </a:stretch>
+                  </pic:blipFill>
+                  <pic:spPr bwMode="auto">
+                    <a:xfrm>
+                      <a:off x="0" y="0"/>
+                      <a:ext cx="2778018" cy="1478645"/>
+                    </a:xfrm>
+                    <a:prstGeom prst="rect">
+                      <a:avLst/>
+                    </a:prstGeom>
+                    <a:noFill/>
+                    <a:ln>
+                      <a:noFill/>
+                    </a:ln>
+                  </pic:spPr>
+                </pic:pic>
+              </a:graphicData>
+            </a:graphic>
+          </wp:inline>
+        </w:drawing>
+      </w:r>
+    </w:p>
+    <w:p>
+      <w:pPr>
+        <w:widowControl/>
+        <w:rPr>
+          <w:rFonts w:ascii="宋体" w:eastAsia="宋体" w:hAnsi="宋体" w:cs="宋体" w:hint="eastAsia"/>
+          <w:kern w:val="0"/>
+          <w:sz w:val="24"/>
+          <w:szCs w:val="24"/>
+        </w:rPr>
+      </w:pPr>
+    </w:p>
+    <w:p>
+      <w:pPr>
+        <w:pStyle w:val="4"/>
+        <w:rPr>
+          <w:rFonts w:hint="eastAsia"/>
+        </w:rPr>
+      </w:pPr>
+      <w:r>
+        <w:rPr>
+          <w:rFonts w:hint="eastAsia"/>
+        </w:rPr>
+        <w:t>2</w:t>
+      </w:r>
+      <w:r>
+        <w:rPr>
+          <w:rFonts w:hint="eastAsia"/>
+        </w:rPr>
+        <w:t>）</w:t>
+      </w:r>
+      <w:r>
+        <w:rPr>
+          <w:rFonts w:hint="eastAsia"/>
+        </w:rPr>
+        <w:t>地形设计</w:t>
+      </w:r>
+    </w:p>
+    <w:p>
+      <w:pPr>
+        <w:widowControl/>
+        <w:adjustRightInd w:val="0"/>
+        <w:snapToGrid w:val="0"/>
+        <w:jc w:val="left"/>
+        <w:rPr>
+          <w:rFonts w:ascii="Tahoma" w:eastAsia="微软雅黑" w:hAnsi="Tahoma"/>
+          <w:kern w:val="0"/>
+          <w:sz w:val="22"/>
+        </w:rPr>
+      </w:pPr>
+      <w:r>
+        <w:rPr>
+          <w:rFonts w:ascii="Tahoma" w:eastAsia="微软雅黑" w:hAnsi="Tahoma" w:hint="eastAsia"/>
+          <w:kern w:val="0"/>
+          <w:sz w:val="22"/>
+        </w:rPr>
+        <w:t>地形一般都是</w:t>
+      </w:r>
+      <w:r>
+        <w:rPr>
+          <w:rFonts w:ascii="Tahoma" w:eastAsia="微软雅黑" w:hAnsi="Tahoma" w:hint="eastAsia"/>
+          <w:kern w:val="0"/>
+          <w:sz w:val="22"/>
+        </w:rPr>
+        <w:t xml:space="preserve"> </w:t>
+      </w:r>
+      <w:r>
+        <w:rPr>
+          <w:rFonts w:ascii="Tahoma" w:eastAsia="微软雅黑" w:hAnsi="Tahoma" w:hint="eastAsia"/>
+          <w:kern w:val="0"/>
+          <w:sz w:val="22"/>
+        </w:rPr>
+        <w:t>一个入口一个出口，不存在多个入口出口</w:t>
+      </w:r>
+      <w:r>
+        <w:rPr>
+          <w:rFonts w:ascii="Tahoma" w:eastAsia="微软雅黑" w:hAnsi="Tahoma" w:hint="eastAsia"/>
+          <w:kern w:val="0"/>
+          <w:sz w:val="22"/>
+        </w:rPr>
+        <w:t>。</w:t>
+      </w:r>
+    </w:p>
+    <w:p>
+      <w:pPr>
+        <w:widowControl/>
+        <w:adjustRightInd w:val="0"/>
+        <w:snapToGrid w:val="0"/>
+        <w:rPr>
+          <w:rFonts w:ascii="Tahoma" w:eastAsia="微软雅黑" w:hAnsi="Tahoma"/>
+          <w:kern w:val="0"/>
+          <w:sz w:val="22"/>
+        </w:rPr>
+      </w:pPr>
+      <w:r>
+        <w:rPr>
+          <w:rFonts w:ascii="Tahoma" w:eastAsia="微软雅黑" w:hAnsi="Tahoma" w:hint="eastAsia"/>
+          <w:kern w:val="0"/>
+          <w:sz w:val="22"/>
+        </w:rPr>
+        <w:t>（入口和出口过多，会明显降低难度）</w:t>
+      </w:r>
+    </w:p>
+    <w:p>
+      <w:pPr>
+        <w:widowControl/>
+        <w:adjustRightInd w:val="0"/>
+        <w:snapToGrid w:val="0"/>
+        <w:jc w:val="center"/>
+        <w:rPr>
+          <w:rFonts w:ascii="宋体" w:eastAsia="宋体" w:hAnsi="宋体" w:cs="宋体"/>
+          <w:kern w:val="0"/>
+          <w:sz w:val="24"/>
+          <w:szCs w:val="24"/>
+        </w:rPr>
+      </w:pPr>
+      <w:r>
+        <w:rPr>
+          <w:rFonts w:ascii="宋体" w:eastAsia="宋体" w:hAnsi="宋体" w:cs="宋体"/>
+          <w:noProof/>
+          <w:kern w:val="0"/>
+          <w:sz w:val="24"/>
+          <w:szCs w:val="24"/>
+        </w:rPr>
+        <w:drawing>
+          <wp:inline distT="0" distB="0" distL="0" distR="0" wp14:anchorId="44458330" wp14:editId="3D374BBD">
+            <wp:extent cx="2717886" cy="1539240"/>
+            <wp:effectExtent l="0" t="0" r="6350" b="3810"/>
+            <wp:docPr id="35" name="图片 35"/>
+            <wp:cNvGraphicFramePr>
+              <a:graphicFrameLocks xmlns:a="http://schemas.openxmlformats.org/drawingml/2006/main" noChangeAspect="1"/>
+            </wp:cNvGraphicFramePr>
+            <a:graphic xmlns:a="http://schemas.openxmlformats.org/drawingml/2006/main">
+              <a:graphicData uri="http://schemas.openxmlformats.org/drawingml/2006/picture">
+                <pic:pic xmlns:pic="http://schemas.openxmlformats.org/drawingml/2006/picture">
+                  <pic:nvPicPr>
+                    <pic:cNvPr id="0" name="Picture 7"/>
+                    <pic:cNvPicPr>
+                      <a:picLocks noChangeAspect="1" noChangeArrowheads="1"/>
+                    </pic:cNvPicPr>
+                  </pic:nvPicPr>
+                  <pic:blipFill>
+                    <a:blip r:embed="rId10">
+                      <a:extLst>
+                        <a:ext uri="{28A0092B-C50C-407E-A947-70E740481C1C}">
+                          <a14:useLocalDpi xmlns:a14="http://schemas.microsoft.com/office/drawing/2010/main" val="0"/>
+                        </a:ext>
+                      </a:extLst>
+                    </a:blip>
+                    <a:srcRect/>
+                    <a:stretch>
+                      <a:fillRect/>
+                    </a:stretch>
+                  </pic:blipFill>
+                  <pic:spPr bwMode="auto">
+                    <a:xfrm>
+                      <a:off x="0" y="0"/>
+                      <a:ext cx="2730610" cy="1546446"/>
+                    </a:xfrm>
+                    <a:prstGeom prst="rect">
+                      <a:avLst/>
+                    </a:prstGeom>
+                    <a:noFill/>
+                    <a:ln>
+                      <a:noFill/>
+                    </a:ln>
+                  </pic:spPr>
+                </pic:pic>
+              </a:graphicData>
+            </a:graphic>
+          </wp:inline>
+        </w:drawing>
+      </w:r>
+    </w:p>
+    <w:p>
+      <w:pPr>
+        <w:widowControl/>
+        <w:rPr>
+          <w:rFonts w:ascii="宋体" w:eastAsia="宋体" w:hAnsi="宋体" w:cs="宋体" w:hint="eastAsia"/>
+          <w:kern w:val="0"/>
+          <w:sz w:val="24"/>
+          <w:szCs w:val="24"/>
+        </w:rPr>
+      </w:pPr>
+    </w:p>
+    <w:p>
+      <w:pPr>
+        <w:pStyle w:val="4"/>
+        <w:rPr>
+          <w:rFonts w:hint="eastAsia"/>
+        </w:rPr>
+      </w:pPr>
+      <w:r>
+        <w:rPr>
+          <w:rFonts w:hint="eastAsia"/>
+        </w:rPr>
+        <w:t>3</w:t>
+      </w:r>
+      <w:r>
+        <w:rPr>
+          <w:rFonts w:hint="eastAsia"/>
+        </w:rPr>
+        <w:t>）独立开关</w:t>
+      </w:r>
+    </w:p>
+    <w:p>
+      <w:pPr>
+        <w:widowControl/>
+        <w:adjustRightInd w:val="0"/>
+        <w:snapToGrid w:val="0"/>
+        <w:jc w:val="left"/>
+        <w:rPr>
+          <w:rFonts w:ascii="Tahoma" w:eastAsia="微软雅黑" w:hAnsi="Tahoma"/>
+          <w:kern w:val="0"/>
+          <w:sz w:val="22"/>
+        </w:rPr>
+      </w:pPr>
+      <w:r>
+        <w:rPr>
+          <w:rFonts w:ascii="Tahoma" w:eastAsia="微软雅黑" w:hAnsi="Tahoma" w:hint="eastAsia"/>
+          <w:kern w:val="0"/>
+          <w:sz w:val="22"/>
+        </w:rPr>
+        <w:t>游戏流程中，重置关卡</w:t>
+      </w:r>
+      <w:r>
+        <w:rPr>
+          <w:rFonts w:ascii="Tahoma" w:eastAsia="微软雅黑" w:hAnsi="Tahoma" w:hint="eastAsia"/>
+          <w:kern w:val="0"/>
+          <w:sz w:val="22"/>
+        </w:rPr>
+        <w:t xml:space="preserve"> </w:t>
+      </w:r>
+      <w:r>
+        <w:rPr>
+          <w:rFonts w:ascii="Tahoma" w:eastAsia="微软雅黑" w:hAnsi="Tahoma" w:hint="eastAsia"/>
+          <w:kern w:val="0"/>
+          <w:sz w:val="22"/>
+        </w:rPr>
+        <w:t>的事件，会手动批量控制其他事件的独立开关。</w:t>
+      </w:r>
+    </w:p>
+    <w:p>
+      <w:pPr>
+        <w:widowControl/>
+        <w:adjustRightInd w:val="0"/>
+        <w:snapToGrid w:val="0"/>
+        <w:jc w:val="left"/>
+        <w:rPr>
+          <w:rFonts w:ascii="Tahoma" w:eastAsia="微软雅黑" w:hAnsi="Tahoma"/>
+          <w:kern w:val="0"/>
+          <w:sz w:val="22"/>
+        </w:rPr>
+      </w:pPr>
+      <w:r>
+        <w:rPr>
+          <w:rFonts w:ascii="Tahoma" w:eastAsia="微软雅黑" w:hAnsi="Tahoma" w:hint="eastAsia"/>
+          <w:kern w:val="0"/>
+          <w:sz w:val="22"/>
+        </w:rPr>
+        <w:t>这种操作是永久有效并且能被保存到存档中的，刷地图不会改变。</w:t>
+      </w:r>
+    </w:p>
+    <w:p>
+      <w:pPr>
+        <w:widowControl/>
+        <w:jc w:val="center"/>
+        <w:rPr>
+          <w:rFonts w:ascii="宋体" w:eastAsia="宋体" w:hAnsi="宋体" w:cs="宋体" w:hint="eastAsia"/>
+          <w:kern w:val="0"/>
+          <w:sz w:val="24"/>
+          <w:szCs w:val="24"/>
+        </w:rPr>
+      </w:pPr>
+      <w:r>
+        <w:rPr>
+          <w:rFonts w:ascii="宋体" w:eastAsia="宋体" w:hAnsi="宋体" w:cs="宋体"/>
+          <w:noProof/>
+          <w:kern w:val="0"/>
+          <w:sz w:val="24"/>
+          <w:szCs w:val="24"/>
+        </w:rPr>
+        <w:drawing>
+          <wp:inline distT="0" distB="0" distL="0" distR="0" wp14:anchorId="35E905E1" wp14:editId="47935E62">
             <wp:extent cx="4442460" cy="885175"/>
             <wp:effectExtent l="0" t="0" r="0" b="0"/>
             <wp:docPr id="34" name="图片 34"/>
@@ -780,7 +1650,7 @@
                     </pic:cNvPicPr>
                   </pic:nvPicPr>
                   <pic:blipFill>
-                    <a:blip r:embed="rId9">
+                    <a:blip r:embed="rId11">
                       <a:extLst>
                         <a:ext uri="{28A0092B-C50C-407E-A947-70E740481C1C}">
                           <a14:useLocalDpi xmlns:a14="http://schemas.microsoft.com/office/drawing/2010/main" val="0"/>
@@ -820,13 +1690,17 @@
         </w:rPr>
       </w:pPr>
       <w:r>
-        <w:t>2</w:t>
-      </w:r>
-      <w:r>
         <w:rPr>
           <w:rFonts w:hint="eastAsia"/>
         </w:rPr>
-        <w:t>）地图事件</w:t>
+        <w:lastRenderedPageBreak/>
+        <w:t>4</w:t>
+      </w:r>
+      <w:r>
+        <w:rPr>
+          <w:rFonts w:hint="eastAsia"/>
+        </w:rPr>
+        <w:t>）开关</w:t>
       </w:r>
     </w:p>
     <w:p>
@@ -836,413 +1710,42 @@
         <w:snapToGrid w:val="0"/>
         <w:jc w:val="left"/>
         <w:rPr>
-          <w:rFonts w:ascii="Tahoma" w:eastAsia="微软雅黑" w:hAnsi="Tahoma"/>
-          <w:kern w:val="0"/>
-          <w:sz w:val="22"/>
-        </w:rPr>
-      </w:pPr>
-      <w:r>
-        <w:rPr>
-          <w:rFonts w:ascii="Tahoma" w:eastAsia="微软雅黑" w:hAnsi="Tahoma" w:hint="eastAsia"/>
-          <w:kern w:val="0"/>
-          <w:sz w:val="22"/>
-        </w:rPr>
-        <w:t>所有</w:t>
-      </w:r>
-      <w:r>
-        <w:rPr>
-          <w:rFonts w:ascii="Tahoma" w:eastAsia="微软雅黑" w:hAnsi="Tahoma" w:hint="eastAsia"/>
-          <w:kern w:val="0"/>
-          <w:sz w:val="22"/>
-        </w:rPr>
-        <w:t>与该</w:t>
-      </w:r>
-      <w:r>
-        <w:rPr>
-          <w:rFonts w:ascii="Tahoma" w:eastAsia="微软雅黑" w:hAnsi="Tahoma" w:hint="eastAsia"/>
-          <w:kern w:val="0"/>
-          <w:sz w:val="22"/>
-        </w:rPr>
-        <w:t>解谜</w:t>
-      </w:r>
-      <w:r>
-        <w:rPr>
-          <w:rFonts w:ascii="Tahoma" w:eastAsia="微软雅黑" w:hAnsi="Tahoma" w:hint="eastAsia"/>
-          <w:kern w:val="0"/>
-          <w:sz w:val="22"/>
-        </w:rPr>
-        <w:t>相关</w:t>
-      </w:r>
-      <w:r>
-        <w:rPr>
-          <w:rFonts w:ascii="Tahoma" w:eastAsia="微软雅黑" w:hAnsi="Tahoma" w:hint="eastAsia"/>
-          <w:kern w:val="0"/>
-          <w:sz w:val="22"/>
-        </w:rPr>
-        <w:t>的事件</w:t>
-      </w:r>
-      <w:r>
-        <w:rPr>
-          <w:rFonts w:ascii="Tahoma" w:eastAsia="微软雅黑" w:hAnsi="Tahoma" w:hint="eastAsia"/>
-          <w:kern w:val="0"/>
-          <w:sz w:val="22"/>
-        </w:rPr>
-        <w:t xml:space="preserve"> </w:t>
-      </w:r>
-      <w:r>
-        <w:rPr>
-          <w:rFonts w:ascii="Tahoma" w:eastAsia="微软雅黑" w:hAnsi="Tahoma" w:hint="eastAsia"/>
-          <w:kern w:val="0"/>
-          <w:sz w:val="22"/>
-        </w:rPr>
-        <w:t>，都在地图</w:t>
-      </w:r>
-      <w:r>
-        <w:rPr>
-          <w:rFonts w:ascii="Tahoma" w:eastAsia="微软雅黑" w:hAnsi="Tahoma"/>
-          <w:kern w:val="0"/>
-          <w:sz w:val="22"/>
-        </w:rPr>
-        <w:t>”</w:t>
-      </w:r>
-      <w:r>
-        <w:rPr>
-          <w:rFonts w:ascii="Tahoma" w:eastAsia="微软雅黑" w:hAnsi="Tahoma" w:hint="eastAsia"/>
-          <w:kern w:val="0"/>
-          <w:sz w:val="22"/>
-        </w:rPr>
-        <w:t>设计</w:t>
-      </w:r>
-      <w:r>
-        <w:rPr>
-          <w:rFonts w:ascii="Tahoma" w:eastAsia="微软雅黑" w:hAnsi="Tahoma"/>
-          <w:kern w:val="0"/>
-          <w:sz w:val="22"/>
-        </w:rPr>
-        <w:t>-</w:t>
-      </w:r>
-      <w:r>
-        <w:rPr>
-          <w:rFonts w:ascii="Tahoma" w:eastAsia="微软雅黑" w:hAnsi="Tahoma" w:hint="eastAsia"/>
-          <w:kern w:val="0"/>
-          <w:sz w:val="22"/>
-        </w:rPr>
-        <w:t>脉冲开关</w:t>
-      </w:r>
-      <w:r>
-        <w:rPr>
-          <w:rFonts w:ascii="Tahoma" w:eastAsia="微软雅黑" w:hAnsi="Tahoma"/>
-          <w:kern w:val="0"/>
-          <w:sz w:val="22"/>
-        </w:rPr>
-        <w:t>”</w:t>
-      </w:r>
-      <w:r>
-        <w:rPr>
-          <w:rFonts w:ascii="Tahoma" w:eastAsia="微软雅黑" w:hAnsi="Tahoma" w:hint="eastAsia"/>
-          <w:kern w:val="0"/>
-          <w:sz w:val="22"/>
-        </w:rPr>
-        <w:t>中。</w:t>
+          <w:rFonts w:ascii="Tahoma" w:eastAsia="微软雅黑" w:hAnsi="Tahoma" w:hint="eastAsia"/>
+          <w:kern w:val="0"/>
+          <w:sz w:val="22"/>
+        </w:rPr>
+      </w:pPr>
+      <w:r>
+        <w:rPr>
+          <w:rFonts w:ascii="Tahoma" w:eastAsia="微软雅黑" w:hAnsi="Tahoma" w:hint="eastAsia"/>
+          <w:kern w:val="0"/>
+          <w:sz w:val="22"/>
+        </w:rPr>
+        <w:t>脉冲开关中，只能踩一次的开关，需要加上相应的总开关控制。</w:t>
       </w:r>
     </w:p>
     <w:p>
       <w:pPr>
         <w:widowControl/>
         <w:adjustRightInd w:val="0"/>
-        <w:snapToGrid w:val="0"/>
-        <w:jc w:val="left"/>
-        <w:rPr>
-          <w:rFonts w:ascii="Tahoma" w:eastAsia="微软雅黑" w:hAnsi="Tahoma"/>
-          <w:kern w:val="0"/>
-          <w:sz w:val="22"/>
-        </w:rPr>
-      </w:pPr>
-      <w:r>
-        <w:rPr>
-          <w:rFonts w:ascii="Tahoma" w:eastAsia="微软雅黑" w:hAnsi="Tahoma" w:hint="eastAsia"/>
-          <w:kern w:val="0"/>
-          <w:sz w:val="22"/>
-        </w:rPr>
-        <w:t>这里</w:t>
-      </w:r>
-      <w:r>
-        <w:rPr>
-          <w:rFonts w:ascii="Tahoma" w:eastAsia="微软雅黑" w:hAnsi="Tahoma" w:hint="eastAsia"/>
-          <w:kern w:val="0"/>
-          <w:sz w:val="22"/>
-        </w:rPr>
-        <w:t>主要需留意</w:t>
-      </w:r>
-      <w:r>
-        <w:rPr>
-          <w:rFonts w:ascii="Tahoma" w:eastAsia="微软雅黑" w:hAnsi="Tahoma" w:hint="eastAsia"/>
-          <w:kern w:val="0"/>
-          <w:sz w:val="22"/>
-        </w:rPr>
-        <w:t>三类</w:t>
-      </w:r>
-      <w:r>
-        <w:rPr>
-          <w:rFonts w:ascii="Tahoma" w:eastAsia="微软雅黑" w:hAnsi="Tahoma" w:hint="eastAsia"/>
-          <w:kern w:val="0"/>
-          <w:sz w:val="22"/>
-        </w:rPr>
-        <w:t>事件</w:t>
-      </w:r>
-      <w:r>
-        <w:rPr>
-          <w:rFonts w:ascii="Tahoma" w:eastAsia="微软雅黑" w:hAnsi="Tahoma" w:hint="eastAsia"/>
-          <w:kern w:val="0"/>
-          <w:sz w:val="22"/>
-        </w:rPr>
-        <w:t>：</w:t>
-      </w:r>
-    </w:p>
-    <w:p>
-      <w:pPr>
-        <w:widowControl/>
-        <w:adjustRightInd w:val="0"/>
-        <w:snapToGrid w:val="0"/>
-        <w:jc w:val="left"/>
-        <w:rPr>
-          <w:rFonts w:ascii="Tahoma" w:eastAsia="微软雅黑" w:hAnsi="Tahoma"/>
-          <w:kern w:val="0"/>
-          <w:sz w:val="22"/>
-        </w:rPr>
-      </w:pPr>
-      <w:r>
-        <w:rPr>
-          <w:rFonts w:ascii="Tahoma" w:eastAsia="微软雅黑" w:hAnsi="Tahoma"/>
-          <w:kern w:val="0"/>
-          <w:sz w:val="22"/>
-        </w:rPr>
-        <w:tab/>
-      </w:r>
-      <w:r>
-        <w:rPr>
-          <w:rFonts w:ascii="Tahoma" w:eastAsia="微软雅黑" w:hAnsi="Tahoma" w:hint="eastAsia"/>
-          <w:kern w:val="0"/>
-          <w:sz w:val="22"/>
-        </w:rPr>
-        <w:t>脚踏板（传感器，重力开关插件</w:t>
-      </w:r>
-      <w:r>
-        <w:rPr>
-          <w:rFonts w:ascii="Tahoma" w:eastAsia="微软雅黑" w:hAnsi="Tahoma" w:hint="eastAsia"/>
-          <w:kern w:val="0"/>
-          <w:sz w:val="22"/>
-        </w:rPr>
-        <w:t xml:space="preserve"> </w:t>
-      </w:r>
-      <w:r>
-        <w:rPr>
-          <w:rFonts w:ascii="Tahoma" w:eastAsia="微软雅黑" w:hAnsi="Tahoma" w:hint="eastAsia"/>
-          <w:kern w:val="0"/>
-          <w:sz w:val="22"/>
-        </w:rPr>
-        <w:t>控制）</w:t>
-      </w:r>
-    </w:p>
-    <w:p>
-      <w:pPr>
-        <w:widowControl/>
-        <w:adjustRightInd w:val="0"/>
-        <w:snapToGrid w:val="0"/>
-        <w:jc w:val="left"/>
-        <w:rPr>
-          <w:rFonts w:ascii="Tahoma" w:eastAsia="微软雅黑" w:hAnsi="Tahoma"/>
-          <w:kern w:val="0"/>
-          <w:sz w:val="22"/>
-        </w:rPr>
-      </w:pPr>
-      <w:r>
-        <w:rPr>
-          <w:rFonts w:ascii="Tahoma" w:eastAsia="微软雅黑" w:hAnsi="Tahoma"/>
-          <w:kern w:val="0"/>
-          <w:sz w:val="22"/>
-        </w:rPr>
-        <w:tab/>
-      </w:r>
-      <w:r>
-        <w:rPr>
-          <w:rFonts w:ascii="Tahoma" w:eastAsia="微软雅黑" w:hAnsi="Tahoma" w:hint="eastAsia"/>
-          <w:kern w:val="0"/>
-          <w:sz w:val="22"/>
-        </w:rPr>
-        <w:t>门（触发器，计数开关插件</w:t>
-      </w:r>
-      <w:r>
-        <w:rPr>
-          <w:rFonts w:ascii="Tahoma" w:eastAsia="微软雅黑" w:hAnsi="Tahoma" w:hint="eastAsia"/>
-          <w:kern w:val="0"/>
-          <w:sz w:val="22"/>
-        </w:rPr>
-        <w:t xml:space="preserve"> </w:t>
-      </w:r>
-      <w:r>
-        <w:rPr>
-          <w:rFonts w:ascii="Tahoma" w:eastAsia="微软雅黑" w:hAnsi="Tahoma" w:hint="eastAsia"/>
-          <w:kern w:val="0"/>
-          <w:sz w:val="22"/>
-        </w:rPr>
-        <w:t>控制）</w:t>
-      </w:r>
-    </w:p>
-    <w:p>
-      <w:pPr>
-        <w:widowControl/>
-        <w:adjustRightInd w:val="0"/>
-        <w:snapToGrid w:val="0"/>
-        <w:jc w:val="left"/>
-        <w:rPr>
-          <w:rFonts w:ascii="Tahoma" w:eastAsia="微软雅黑" w:hAnsi="Tahoma"/>
-          <w:kern w:val="0"/>
-          <w:sz w:val="22"/>
-        </w:rPr>
-      </w:pPr>
-      <w:r>
-        <w:rPr>
-          <w:rFonts w:ascii="Tahoma" w:eastAsia="微软雅黑" w:hAnsi="Tahoma"/>
-          <w:kern w:val="0"/>
-          <w:sz w:val="22"/>
-        </w:rPr>
-        <w:tab/>
-      </w:r>
-      <w:r>
-        <w:rPr>
-          <w:rFonts w:ascii="Tahoma" w:eastAsia="微软雅黑" w:hAnsi="Tahoma" w:hint="eastAsia"/>
-          <w:kern w:val="0"/>
-          <w:sz w:val="22"/>
-        </w:rPr>
-        <w:t>重置关卡</w:t>
-      </w:r>
-      <w:r>
-        <w:rPr>
-          <w:rFonts w:ascii="Tahoma" w:eastAsia="微软雅黑" w:hAnsi="Tahoma" w:hint="eastAsia"/>
-          <w:kern w:val="0"/>
-          <w:sz w:val="22"/>
-        </w:rPr>
-        <w:t>（重置中操作</w:t>
-      </w:r>
-      <w:r>
-        <w:rPr>
-          <w:rFonts w:ascii="Tahoma" w:eastAsia="微软雅黑" w:hAnsi="Tahoma" w:hint="eastAsia"/>
-          <w:kern w:val="0"/>
-          <w:sz w:val="22"/>
-        </w:rPr>
-        <w:t xml:space="preserve"> </w:t>
-      </w:r>
-      <w:r>
-        <w:rPr>
-          <w:rFonts w:ascii="Tahoma" w:eastAsia="微软雅黑" w:hAnsi="Tahoma" w:hint="eastAsia"/>
-          <w:kern w:val="0"/>
-          <w:sz w:val="22"/>
-        </w:rPr>
-        <w:t>当前关卡</w:t>
-      </w:r>
-      <w:r>
-        <w:rPr>
-          <w:rFonts w:ascii="Tahoma" w:eastAsia="微软雅黑" w:hAnsi="Tahoma" w:hint="eastAsia"/>
-          <w:kern w:val="0"/>
-          <w:sz w:val="22"/>
-        </w:rPr>
-        <w:t xml:space="preserve"> </w:t>
-      </w:r>
-      <w:r>
-        <w:rPr>
-          <w:rFonts w:ascii="Tahoma" w:eastAsia="微软雅黑" w:hAnsi="Tahoma" w:hint="eastAsia"/>
-          <w:kern w:val="0"/>
-          <w:sz w:val="22"/>
-        </w:rPr>
-        <w:t>所有脚踏板的</w:t>
-      </w:r>
-      <w:r>
-        <w:rPr>
-          <w:rFonts w:ascii="Tahoma" w:eastAsia="微软雅黑" w:hAnsi="Tahoma" w:hint="eastAsia"/>
-          <w:kern w:val="0"/>
-          <w:sz w:val="22"/>
-        </w:rPr>
-        <w:t xml:space="preserve"> </w:t>
-      </w:r>
-      <w:r>
-        <w:rPr>
-          <w:rFonts w:ascii="Tahoma" w:eastAsia="微软雅黑" w:hAnsi="Tahoma" w:hint="eastAsia"/>
-          <w:kern w:val="0"/>
-          <w:sz w:val="22"/>
-        </w:rPr>
-        <w:t>事件</w:t>
-      </w:r>
-      <w:r>
-        <w:rPr>
-          <w:rFonts w:ascii="Tahoma" w:eastAsia="微软雅黑" w:hAnsi="Tahoma" w:hint="eastAsia"/>
-          <w:kern w:val="0"/>
-          <w:sz w:val="22"/>
-        </w:rPr>
-        <w:t>id</w:t>
-      </w:r>
-      <w:r>
-        <w:rPr>
-          <w:rFonts w:ascii="Tahoma" w:eastAsia="微软雅黑" w:hAnsi="Tahoma"/>
-          <w:kern w:val="0"/>
-          <w:sz w:val="22"/>
-        </w:rPr>
-        <w:t xml:space="preserve"> </w:t>
-      </w:r>
-      <w:r>
-        <w:rPr>
-          <w:rFonts w:ascii="Tahoma" w:eastAsia="微软雅黑" w:hAnsi="Tahoma" w:hint="eastAsia"/>
-          <w:kern w:val="0"/>
-          <w:sz w:val="22"/>
-        </w:rPr>
-        <w:t>）</w:t>
-      </w:r>
-    </w:p>
-    <w:p>
-      <w:pPr>
-        <w:widowControl/>
-        <w:adjustRightInd w:val="0"/>
-        <w:snapToGrid w:val="0"/>
-        <w:jc w:val="left"/>
-        <w:rPr>
-          <w:rFonts w:ascii="Tahoma" w:eastAsia="微软雅黑" w:hAnsi="Tahoma"/>
-          <w:kern w:val="0"/>
-          <w:sz w:val="22"/>
-        </w:rPr>
-      </w:pPr>
-      <w:r>
-        <w:rPr>
-          <w:rFonts w:ascii="Tahoma" w:eastAsia="微软雅黑" w:hAnsi="Tahoma" w:hint="eastAsia"/>
-          <w:kern w:val="0"/>
-          <w:sz w:val="22"/>
-        </w:rPr>
-        <w:t>三类事件共同构成一个解谜流程。</w:t>
-      </w:r>
-    </w:p>
-    <w:p>
-      <w:pPr>
-        <w:widowControl/>
         <w:jc w:val="center"/>
         <w:rPr>
-          <w:rFonts w:ascii="宋体" w:eastAsia="宋体" w:hAnsi="宋体" w:cs="宋体" w:hint="eastAsia"/>
-          <w:kern w:val="0"/>
-          <w:sz w:val="24"/>
-          <w:szCs w:val="24"/>
-        </w:rPr>
-      </w:pPr>
-      <w:r>
-        <w:rPr>
-          <w:rFonts w:ascii="宋体" w:eastAsia="宋体" w:hAnsi="宋体" w:cs="宋体"/>
-          <w:noProof/>
-          <w:kern w:val="0"/>
-          <w:sz w:val="24"/>
-          <w:szCs w:val="24"/>
+          <w:rFonts w:ascii="Tahoma" w:eastAsia="微软雅黑" w:hAnsi="Tahoma"/>
+          <w:kern w:val="0"/>
+          <w:sz w:val="22"/>
+        </w:rPr>
+      </w:pPr>
+      <w:r>
+        <w:rPr>
+          <w:rFonts w:ascii="Tahoma" w:eastAsia="微软雅黑" w:hAnsi="Tahoma" w:hint="eastAsia"/>
+          <w:kern w:val="0"/>
+          <w:sz w:val="22"/>
         </w:rPr>
         <w:drawing>
-          <wp:inline distT="0" distB="0" distL="0" distR="0" wp14:anchorId="463D89EF" wp14:editId="3E46AEA3">
-            <wp:extent cx="2848913" cy="1516380"/>
-            <wp:effectExtent l="0" t="0" r="8890" b="7620"/>
-            <wp:docPr id="33" name="图片 33"/>
+          <wp:inline distT="0" distB="0" distL="0" distR="0" wp14:anchorId="40CCF4D2" wp14:editId="71FCB631">
+            <wp:extent cx="2636520" cy="3393299"/>
+            <wp:effectExtent l="0" t="0" r="0" b="0"/>
+            <wp:docPr id="1283000577" name="图片 1"/>
             <wp:cNvGraphicFramePr>
               <a:graphicFrameLocks xmlns:a="http://schemas.openxmlformats.org/drawingml/2006/main" noChangeAspect="1"/>
             </wp:cNvGraphicFramePr>
@@ -1250,13 +1753,13 @@
               <a:graphicData uri="http://schemas.openxmlformats.org/drawingml/2006/picture">
                 <pic:pic xmlns:pic="http://schemas.openxmlformats.org/drawingml/2006/picture">
                   <pic:nvPicPr>
-                    <pic:cNvPr id="0" name="Picture 3"/>
+                    <pic:cNvPr id="0" name="Picture 1"/>
                     <pic:cNvPicPr>
                       <a:picLocks noChangeAspect="1" noChangeArrowheads="1"/>
                     </pic:cNvPicPr>
                   </pic:nvPicPr>
                   <pic:blipFill>
-                    <a:blip r:embed="rId7">
+                    <a:blip r:embed="rId12">
                       <a:extLst>
                         <a:ext uri="{28A0092B-C50C-407E-A947-70E740481C1C}">
                           <a14:useLocalDpi xmlns:a14="http://schemas.microsoft.com/office/drawing/2010/main" val="0"/>
@@ -1271,7 +1774,7 @@
                   <pic:spPr bwMode="auto">
                     <a:xfrm>
                       <a:off x="0" y="0"/>
-                      <a:ext cx="2873937" cy="1529699"/>
+                      <a:ext cx="2642293" cy="3400729"/>
                     </a:xfrm>
                     <a:prstGeom prst="rect">
                       <a:avLst/>
@@ -1290,116 +1793,47 @@
     </w:p>
     <w:p>
       <w:pPr>
-        <w:pStyle w:val="4"/>
-        <w:rPr>
-          <w:rFonts w:hint="eastAsia"/>
-        </w:rPr>
-      </w:pPr>
-      <w:r>
-        <w:t>3</w:t>
-      </w:r>
-      <w:r>
-        <w:rPr>
-          <w:rFonts w:hint="eastAsia"/>
-        </w:rPr>
-        <w:t>）</w:t>
-      </w:r>
-      <w:r>
-        <w:rPr>
-          <w:rFonts w:hint="eastAsia"/>
-        </w:rPr>
-        <w:t>地形设计</w:t>
-      </w:r>
-    </w:p>
-    <w:p>
-      <w:pPr>
         <w:widowControl/>
         <w:adjustRightInd w:val="0"/>
         <w:snapToGrid w:val="0"/>
         <w:jc w:val="left"/>
         <w:rPr>
-          <w:rFonts w:ascii="Tahoma" w:eastAsia="微软雅黑" w:hAnsi="Tahoma"/>
-          <w:kern w:val="0"/>
-          <w:sz w:val="22"/>
-        </w:rPr>
-      </w:pPr>
-      <w:r>
-        <w:rPr>
-          <w:rFonts w:ascii="Tahoma" w:eastAsia="微软雅黑" w:hAnsi="Tahoma" w:hint="eastAsia"/>
-          <w:kern w:val="0"/>
-          <w:sz w:val="22"/>
-        </w:rPr>
-        <w:t>地形一般都是</w:t>
-      </w:r>
-      <w:r>
-        <w:rPr>
-          <w:rFonts w:ascii="Tahoma" w:eastAsia="微软雅黑" w:hAnsi="Tahoma" w:hint="eastAsia"/>
-          <w:kern w:val="0"/>
-          <w:sz w:val="22"/>
-        </w:rPr>
-        <w:t xml:space="preserve"> </w:t>
-      </w:r>
-      <w:r>
-        <w:rPr>
-          <w:rFonts w:ascii="Tahoma" w:eastAsia="微软雅黑" w:hAnsi="Tahoma" w:hint="eastAsia"/>
-          <w:kern w:val="0"/>
-          <w:sz w:val="22"/>
-        </w:rPr>
-        <w:t>一个入口一个出口，不存在多个入口出口</w:t>
-      </w:r>
-      <w:r>
-        <w:rPr>
-          <w:rFonts w:ascii="Tahoma" w:eastAsia="微软雅黑" w:hAnsi="Tahoma" w:hint="eastAsia"/>
-          <w:kern w:val="0"/>
-          <w:sz w:val="22"/>
-        </w:rPr>
-        <w:t>。</w:t>
+          <w:rFonts w:ascii="Tahoma" w:eastAsia="微软雅黑" w:hAnsi="Tahoma" w:hint="eastAsia"/>
+          <w:kern w:val="0"/>
+          <w:sz w:val="22"/>
+        </w:rPr>
+      </w:pPr>
+      <w:r>
+        <w:rPr>
+          <w:rFonts w:ascii="Tahoma" w:eastAsia="微软雅黑" w:hAnsi="Tahoma" w:hint="eastAsia"/>
+          <w:kern w:val="0"/>
+          <w:sz w:val="22"/>
+        </w:rPr>
+        <w:t>一旦关卡失败，那么开关就开启，再次踩脉冲开关，都不再生效。</w:t>
       </w:r>
     </w:p>
     <w:p>
       <w:pPr>
         <w:widowControl/>
         <w:adjustRightInd w:val="0"/>
-        <w:snapToGrid w:val="0"/>
-        <w:rPr>
-          <w:rFonts w:ascii="Tahoma" w:eastAsia="微软雅黑" w:hAnsi="Tahoma"/>
-          <w:kern w:val="0"/>
-          <w:sz w:val="22"/>
-        </w:rPr>
-      </w:pPr>
-      <w:r>
-        <w:rPr>
-          <w:rFonts w:ascii="Tahoma" w:eastAsia="微软雅黑" w:hAnsi="Tahoma" w:hint="eastAsia"/>
-          <w:kern w:val="0"/>
-          <w:sz w:val="22"/>
-        </w:rPr>
-        <w:t>（入口和出口过多，会明显降低难度）</w:t>
-      </w:r>
-    </w:p>
-    <w:p>
-      <w:pPr>
-        <w:widowControl/>
         <w:jc w:val="center"/>
         <w:rPr>
-          <w:rFonts w:ascii="宋体" w:eastAsia="宋体" w:hAnsi="宋体" w:cs="宋体" w:hint="eastAsia"/>
-          <w:kern w:val="0"/>
-          <w:sz w:val="24"/>
-          <w:szCs w:val="24"/>
-        </w:rPr>
-      </w:pPr>
-      <w:r>
-        <w:rPr>
-          <w:rFonts w:ascii="宋体" w:eastAsia="宋体" w:hAnsi="宋体" w:cs="宋体"/>
-          <w:noProof/>
-          <w:kern w:val="0"/>
-          <w:sz w:val="24"/>
-          <w:szCs w:val="24"/>
+          <w:rFonts w:ascii="Tahoma" w:eastAsia="微软雅黑" w:hAnsi="Tahoma" w:hint="eastAsia"/>
+          <w:kern w:val="0"/>
+          <w:sz w:val="22"/>
+        </w:rPr>
+      </w:pPr>
+      <w:r>
+        <w:rPr>
+          <w:rFonts w:ascii="Tahoma" w:eastAsia="微软雅黑" w:hAnsi="Tahoma" w:hint="eastAsia"/>
+          <w:kern w:val="0"/>
+          <w:sz w:val="22"/>
         </w:rPr>
         <w:drawing>
-          <wp:inline distT="0" distB="0" distL="0" distR="0" wp14:anchorId="44458330" wp14:editId="00756440">
-            <wp:extent cx="2650611" cy="1501140"/>
-            <wp:effectExtent l="0" t="0" r="0" b="3810"/>
-            <wp:docPr id="35" name="图片 35"/>
+          <wp:inline distT="0" distB="0" distL="0" distR="0" wp14:anchorId="247C8C15" wp14:editId="05EDCF26">
+            <wp:extent cx="3550920" cy="710184"/>
+            <wp:effectExtent l="0" t="0" r="0" b="0"/>
+            <wp:docPr id="1316183381" name="图片 3"/>
             <wp:cNvGraphicFramePr>
               <a:graphicFrameLocks xmlns:a="http://schemas.openxmlformats.org/drawingml/2006/main" noChangeAspect="1"/>
             </wp:cNvGraphicFramePr>
@@ -1407,13 +1841,13 @@
               <a:graphicData uri="http://schemas.openxmlformats.org/drawingml/2006/picture">
                 <pic:pic xmlns:pic="http://schemas.openxmlformats.org/drawingml/2006/picture">
                   <pic:nvPicPr>
-                    <pic:cNvPr id="0" name="Picture 7"/>
+                    <pic:cNvPr id="0" name="Picture 5"/>
                     <pic:cNvPicPr>
                       <a:picLocks noChangeAspect="1" noChangeArrowheads="1"/>
                     </pic:cNvPicPr>
                   </pic:nvPicPr>
                   <pic:blipFill>
-                    <a:blip r:embed="rId10">
+                    <a:blip r:embed="rId13">
                       <a:extLst>
                         <a:ext uri="{28A0092B-C50C-407E-A947-70E740481C1C}">
                           <a14:useLocalDpi xmlns:a14="http://schemas.microsoft.com/office/drawing/2010/main" val="0"/>
@@ -1428,7 +1862,7 @@
                   <pic:spPr bwMode="auto">
                     <a:xfrm>
                       <a:off x="0" y="0"/>
-                      <a:ext cx="2661792" cy="1507472"/>
+                      <a:ext cx="3555877" cy="711175"/>
                     </a:xfrm>
                     <a:prstGeom prst="rect">
                       <a:avLst/>
@@ -1448,109 +1882,102 @@
     <w:p>
       <w:pPr>
         <w:widowControl/>
-        <w:jc w:val="left"/>
-        <w:rPr>
-          <w:rFonts w:ascii="Tahoma" w:eastAsia="微软雅黑" w:hAnsi="Tahoma"/>
-          <w:b/>
-          <w:kern w:val="0"/>
-          <w:sz w:val="22"/>
-        </w:rPr>
-      </w:pPr>
-    </w:p>
-    <w:p>
-      <w:pPr>
-        <w:pStyle w:val="2"/>
-        <w:rPr>
-          <w:rFonts w:hint="eastAsia"/>
-        </w:rPr>
-      </w:pPr>
-      <w:r>
-        <w:rPr>
-          <w:rFonts w:hint="eastAsia"/>
-        </w:rPr>
-        <w:lastRenderedPageBreak/>
-        <w:t>脉冲开关</w:t>
-      </w:r>
-      <w:r>
-        <w:rPr>
-          <w:rFonts w:hint="eastAsia"/>
-        </w:rPr>
-        <w:t>-谜题</w:t>
-      </w:r>
-      <w:r>
-        <w:rPr>
-          <w:rFonts w:hint="eastAsia"/>
-        </w:rPr>
-        <w:t>设计</w:t>
-      </w:r>
-    </w:p>
-    <w:p>
-      <w:pPr>
-        <w:pStyle w:val="3"/>
-        <w:rPr>
-          <w:rFonts w:hint="eastAsia"/>
-        </w:rPr>
-      </w:pPr>
-      <w:r>
-        <w:rPr>
-          <w:rFonts w:hint="eastAsia"/>
-        </w:rPr>
-        <w:t>设计</w:t>
-      </w:r>
-      <w:r>
-        <w:rPr>
-          <w:rFonts w:hint="eastAsia"/>
-        </w:rPr>
-        <w:t>简介</w:t>
-      </w:r>
-    </w:p>
-    <w:p>
-      <w:pPr>
-        <w:pStyle w:val="4"/>
-        <w:rPr>
-          <w:rFonts w:hint="eastAsia"/>
-        </w:rPr>
-      </w:pPr>
-      <w:r>
-        <w:rPr>
-          <w:rFonts w:hint="eastAsia"/>
-        </w:rPr>
-        <w:t>1）</w:t>
-      </w:r>
-      <w:r>
-        <w:rPr>
-          <w:rFonts w:hint="eastAsia"/>
-        </w:rPr>
-        <w:t>游戏规则</w:t>
-      </w:r>
-    </w:p>
-    <w:p>
-      <w:pPr>
-        <w:widowControl/>
         <w:adjustRightInd w:val="0"/>
         <w:snapToGrid w:val="0"/>
         <w:jc w:val="left"/>
         <w:rPr>
-          <w:rFonts w:ascii="Tahoma" w:eastAsia="微软雅黑" w:hAnsi="Tahoma"/>
-          <w:kern w:val="0"/>
-          <w:sz w:val="22"/>
-        </w:rPr>
-      </w:pPr>
-      <w:r>
-        <w:rPr>
-          <w:rFonts w:ascii="Tahoma" w:eastAsia="微软雅黑" w:hAnsi="Tahoma" w:hint="eastAsia"/>
-          <w:kern w:val="0"/>
-          <w:sz w:val="22"/>
-        </w:rPr>
-        <w:t>必须点亮所有亮片，门才会开</w:t>
-      </w:r>
-      <w:r>
-        <w:rPr>
-          <w:rFonts w:ascii="Tahoma" w:eastAsia="微软雅黑" w:hAnsi="Tahoma" w:hint="eastAsia"/>
-          <w:kern w:val="0"/>
-          <w:sz w:val="22"/>
-        </w:rPr>
-        <w:t>。</w:t>
+          <w:rFonts w:ascii="Tahoma" w:eastAsia="微软雅黑" w:hAnsi="Tahoma" w:hint="eastAsia"/>
+          <w:kern w:val="0"/>
+          <w:sz w:val="22"/>
+        </w:rPr>
+      </w:pPr>
+    </w:p>
+    <w:p>
+      <w:pPr>
+        <w:widowControl/>
+        <w:jc w:val="left"/>
+        <w:rPr>
+          <w:rFonts w:ascii="Tahoma" w:eastAsia="微软雅黑" w:hAnsi="Tahoma" w:hint="eastAsia"/>
+          <w:b/>
+          <w:kern w:val="0"/>
+          <w:sz w:val="22"/>
+        </w:rPr>
+      </w:pPr>
+      <w:r>
+        <w:rPr>
+          <w:rFonts w:ascii="Tahoma" w:eastAsia="微软雅黑" w:hAnsi="Tahoma"/>
+          <w:b/>
+          <w:kern w:val="0"/>
+          <w:sz w:val="22"/>
+        </w:rPr>
+        <w:br w:type="page"/>
+      </w:r>
+    </w:p>
+    <w:p>
+      <w:pPr>
+        <w:pStyle w:val="2"/>
+        <w:rPr>
+          <w:rFonts w:hint="eastAsia"/>
+        </w:rPr>
+      </w:pPr>
+      <w:r>
+        <w:rPr>
+          <w:rFonts w:hint="eastAsia"/>
+        </w:rPr>
+        <w:lastRenderedPageBreak/>
+        <w:t>脉冲开关</w:t>
+      </w:r>
+      <w:r>
+        <w:rPr>
+          <w:rFonts w:hint="eastAsia"/>
+        </w:rPr>
+        <w:t>-谜题</w:t>
+      </w:r>
+      <w:r>
+        <w:rPr>
+          <w:rFonts w:hint="eastAsia"/>
+        </w:rPr>
+        <w:t>设计</w:t>
+      </w:r>
+    </w:p>
+    <w:p>
+      <w:pPr>
+        <w:pStyle w:val="3"/>
+        <w:rPr>
+          <w:rFonts w:hint="eastAsia"/>
+        </w:rPr>
+      </w:pPr>
+      <w:r>
+        <w:rPr>
+          <w:rFonts w:hint="eastAsia"/>
+        </w:rPr>
+        <w:t>设计</w:t>
+      </w:r>
+      <w:r>
+        <w:rPr>
+          <w:rFonts w:hint="eastAsia"/>
+        </w:rPr>
+        <w:t>简介</w:t>
+      </w:r>
+    </w:p>
+    <w:p>
+      <w:pPr>
+        <w:pStyle w:val="4"/>
+        <w:rPr>
+          <w:rFonts w:hint="eastAsia"/>
+        </w:rPr>
+      </w:pPr>
+      <w:r>
+        <w:rPr>
+          <w:rFonts w:hint="eastAsia"/>
+        </w:rPr>
+        <w:t>1）</w:t>
+      </w:r>
+      <w:r>
+        <w:rPr>
+          <w:rFonts w:hint="eastAsia"/>
+        </w:rPr>
+        <w:t>游戏规则</w:t>
       </w:r>
     </w:p>
     <w:p>
@@ -1571,7 +1998,7 @@
           <w:kern w:val="0"/>
           <w:sz w:val="22"/>
         </w:rPr>
-        <w:t>蓝色的亮片可以反复踩，绿色的亮片只能踩一次</w:t>
+        <w:t>必须点亮所有亮片，门才会开</w:t>
       </w:r>
       <w:r>
         <w:rPr>
@@ -1597,25 +2024,14 @@
       <w:r>
         <w:rPr>
           <w:rFonts w:ascii="Tahoma" w:eastAsia="微软雅黑" w:hAnsi="Tahoma" w:hint="eastAsia"/>
-          <w:color w:val="0070C0"/>
-          <w:kern w:val="0"/>
-          <w:sz w:val="22"/>
-        </w:rPr>
-        <w:t>玩家在游戏中可以意会到</w:t>
-      </w:r>
-      <w:r>
-        <w:rPr>
-          <w:rFonts w:ascii="Tahoma" w:eastAsia="微软雅黑" w:hAnsi="Tahoma" w:hint="eastAsia"/>
-          <w:color w:val="0070C0"/>
-          <w:kern w:val="0"/>
-          <w:sz w:val="22"/>
-        </w:rPr>
-        <w:t>游戏规则，可以不作详细的规则说明</w:t>
-      </w:r>
-      <w:r>
-        <w:rPr>
-          <w:rFonts w:ascii="Tahoma" w:eastAsia="微软雅黑" w:hAnsi="Tahoma" w:hint="eastAsia"/>
-          <w:color w:val="0070C0"/>
+          <w:kern w:val="0"/>
+          <w:sz w:val="22"/>
+        </w:rPr>
+        <w:t>蓝色的亮片可以反复踩，绿色的亮片只能踩一次</w:t>
+      </w:r>
+      <w:r>
+        <w:rPr>
+          <w:rFonts w:ascii="Tahoma" w:eastAsia="微软雅黑" w:hAnsi="Tahoma" w:hint="eastAsia"/>
           <w:kern w:val="0"/>
           <w:sz w:val="22"/>
         </w:rPr>
@@ -1634,22 +2050,32 @@
           <w:sz w:val="22"/>
         </w:rPr>
       </w:pPr>
-    </w:p>
-    <w:p>
-      <w:pPr>
-        <w:pStyle w:val="4"/>
-        <w:rPr>
-          <w:rFonts w:hint="eastAsia"/>
-        </w:rPr>
-      </w:pPr>
-      <w:r>
-        <w:t>2</w:t>
-      </w:r>
-      <w:r>
-        <w:rPr>
-          <w:rFonts w:hint="eastAsia"/>
-        </w:rPr>
-        <w:t>）难度分配</w:t>
+      <w:r>
+        <w:rPr>
+          <w:rFonts w:ascii="Tahoma" w:eastAsia="微软雅黑" w:hAnsi="Tahoma" w:hint="eastAsia"/>
+          <w:color w:val="0070C0"/>
+          <w:kern w:val="0"/>
+          <w:sz w:val="22"/>
+        </w:rPr>
+        <w:t>玩家在游戏中可以意会到</w:t>
+      </w:r>
+      <w:r>
+        <w:rPr>
+          <w:rFonts w:ascii="Tahoma" w:eastAsia="微软雅黑" w:hAnsi="Tahoma" w:hint="eastAsia"/>
+          <w:color w:val="0070C0"/>
+          <w:kern w:val="0"/>
+          <w:sz w:val="22"/>
+        </w:rPr>
+        <w:t>游戏规则，可以不作详细的规则说明</w:t>
+      </w:r>
+      <w:r>
+        <w:rPr>
+          <w:rFonts w:ascii="Tahoma" w:eastAsia="微软雅黑" w:hAnsi="Tahoma" w:hint="eastAsia"/>
+          <w:color w:val="0070C0"/>
+          <w:kern w:val="0"/>
+          <w:sz w:val="22"/>
+        </w:rPr>
+        <w:t>。</w:t>
       </w:r>
     </w:p>
     <w:p>
@@ -1664,77 +2090,22 @@
           <w:sz w:val="22"/>
         </w:rPr>
       </w:pPr>
-      <w:r>
-        <w:rPr>
-          <w:rFonts w:ascii="Tahoma" w:eastAsia="微软雅黑" w:hAnsi="Tahoma" w:hint="eastAsia"/>
-          <w:kern w:val="0"/>
-          <w:sz w:val="22"/>
-        </w:rPr>
-        <w:t>玩家</w:t>
-      </w:r>
-      <w:r>
-        <w:rPr>
-          <w:rFonts w:ascii="Tahoma" w:eastAsia="微软雅黑" w:hAnsi="Tahoma" w:hint="eastAsia"/>
-          <w:kern w:val="0"/>
-          <w:sz w:val="22"/>
-        </w:rPr>
-        <w:t>起始</w:t>
-      </w:r>
-      <w:r>
-        <w:rPr>
-          <w:rFonts w:ascii="Tahoma" w:eastAsia="微软雅黑" w:hAnsi="Tahoma" w:hint="eastAsia"/>
-          <w:kern w:val="0"/>
-          <w:sz w:val="22"/>
-        </w:rPr>
-        <w:t>的入口</w:t>
-      </w:r>
-      <w:r>
-        <w:rPr>
-          <w:rFonts w:ascii="Tahoma" w:eastAsia="微软雅黑" w:hAnsi="Tahoma"/>
-          <w:kern w:val="0"/>
-          <w:sz w:val="22"/>
-        </w:rPr>
-        <w:t>/</w:t>
-      </w:r>
-      <w:r>
-        <w:rPr>
-          <w:rFonts w:ascii="Tahoma" w:eastAsia="微软雅黑" w:hAnsi="Tahoma" w:hint="eastAsia"/>
-          <w:kern w:val="0"/>
-          <w:sz w:val="22"/>
-        </w:rPr>
-        <w:t>出口</w:t>
-      </w:r>
-      <w:r>
-        <w:rPr>
-          <w:rFonts w:ascii="Tahoma" w:eastAsia="微软雅黑" w:hAnsi="Tahoma" w:hint="eastAsia"/>
-          <w:kern w:val="0"/>
-          <w:sz w:val="22"/>
-        </w:rPr>
-        <w:t xml:space="preserve"> </w:t>
-      </w:r>
-      <w:r>
-        <w:rPr>
-          <w:rFonts w:ascii="Tahoma" w:eastAsia="微软雅黑" w:hAnsi="Tahoma" w:hint="eastAsia"/>
-          <w:kern w:val="0"/>
-          <w:sz w:val="22"/>
-        </w:rPr>
-        <w:t>能影响关卡</w:t>
-      </w:r>
-      <w:r>
-        <w:rPr>
-          <w:rFonts w:ascii="Tahoma" w:eastAsia="微软雅黑" w:hAnsi="Tahoma" w:hint="eastAsia"/>
-          <w:kern w:val="0"/>
-          <w:sz w:val="22"/>
-        </w:rPr>
-        <w:t>解法</w:t>
-      </w:r>
-      <w:r>
-        <w:rPr>
-          <w:rFonts w:ascii="Tahoma" w:eastAsia="微软雅黑" w:hAnsi="Tahoma" w:hint="eastAsia"/>
-          <w:kern w:val="0"/>
-          <w:sz w:val="22"/>
-        </w:rPr>
-        <w:t>。</w:t>
+    </w:p>
+    <w:p>
+      <w:pPr>
+        <w:pStyle w:val="4"/>
+        <w:rPr>
+          <w:rFonts w:hint="eastAsia"/>
+        </w:rPr>
+      </w:pPr>
+      <w:r>
+        <w:t>2</w:t>
+      </w:r>
+      <w:r>
+        <w:rPr>
+          <w:rFonts w:hint="eastAsia"/>
+        </w:rPr>
+        <w:t>）难度分配</w:t>
       </w:r>
     </w:p>
     <w:p>
@@ -1755,7 +2126,23 @@
           <w:kern w:val="0"/>
           <w:sz w:val="22"/>
         </w:rPr>
-        <w:t>反复踩</w:t>
+        <w:t>玩家</w:t>
+      </w:r>
+      <w:r>
+        <w:rPr>
+          <w:rFonts w:ascii="Tahoma" w:eastAsia="微软雅黑" w:hAnsi="Tahoma" w:hint="eastAsia"/>
+          <w:kern w:val="0"/>
+          <w:sz w:val="22"/>
+        </w:rPr>
+        <w:t>起始</w:t>
+      </w:r>
+      <w:r>
+        <w:rPr>
+          <w:rFonts w:ascii="Tahoma" w:eastAsia="微软雅黑" w:hAnsi="Tahoma" w:hint="eastAsia"/>
+          <w:kern w:val="0"/>
+          <w:sz w:val="22"/>
+        </w:rPr>
+        <w:t>的入口</w:t>
       </w:r>
       <w:r>
         <w:rPr>
@@ -1771,7 +2158,7 @@
           <w:kern w:val="0"/>
           <w:sz w:val="22"/>
         </w:rPr>
-        <w:t>只能踩一次</w:t>
+        <w:t>出口</w:t>
       </w:r>
       <w:r>
         <w:rPr>
@@ -1787,7 +2174,23 @@
           <w:kern w:val="0"/>
           <w:sz w:val="22"/>
         </w:rPr>
-        <w:t>能影响关卡难度。</w:t>
+        <w:t>能影响关卡</w:t>
+      </w:r>
+      <w:r>
+        <w:rPr>
+          <w:rFonts w:ascii="Tahoma" w:eastAsia="微软雅黑" w:hAnsi="Tahoma" w:hint="eastAsia"/>
+          <w:kern w:val="0"/>
+          <w:sz w:val="22"/>
+        </w:rPr>
+        <w:t>解法</w:t>
+      </w:r>
+      <w:r>
+        <w:rPr>
+          <w:rFonts w:ascii="Tahoma" w:eastAsia="微软雅黑" w:hAnsi="Tahoma" w:hint="eastAsia"/>
+          <w:kern w:val="0"/>
+          <w:sz w:val="22"/>
+        </w:rPr>
+        <w:t>。</w:t>
       </w:r>
     </w:p>
     <w:p>
@@ -1798,42 +2201,49 @@
         <w:jc w:val="left"/>
         <w:rPr>
           <w:rFonts w:ascii="Tahoma" w:eastAsia="微软雅黑" w:hAnsi="Tahoma"/>
-          <w:color w:val="A6A6A6" w:themeColor="background1" w:themeShade="A6"/>
-          <w:kern w:val="0"/>
-          <w:sz w:val="22"/>
-        </w:rPr>
-      </w:pPr>
-      <w:r>
-        <w:rPr>
-          <w:rFonts w:ascii="Tahoma" w:eastAsia="微软雅黑" w:hAnsi="Tahoma" w:hint="eastAsia"/>
-          <w:kern w:val="0"/>
-          <w:sz w:val="22"/>
-        </w:rPr>
-        <w:t>没有亮片的图块</w:t>
-      </w:r>
-      <w:r>
-        <w:rPr>
-          <w:rFonts w:ascii="Tahoma" w:eastAsia="微软雅黑" w:hAnsi="Tahoma" w:hint="eastAsia"/>
-          <w:kern w:val="0"/>
-          <w:sz w:val="22"/>
-        </w:rPr>
-        <w:t>，</w:t>
-      </w:r>
-      <w:r>
-        <w:rPr>
-          <w:rFonts w:ascii="Tahoma" w:eastAsia="微软雅黑" w:hAnsi="Tahoma" w:hint="eastAsia"/>
-          <w:kern w:val="0"/>
-          <w:sz w:val="22"/>
-        </w:rPr>
-        <w:t>是干扰玩家判断的一个因素</w:t>
-      </w:r>
-      <w:r>
-        <w:rPr>
-          <w:rFonts w:ascii="Tahoma" w:eastAsia="微软雅黑" w:hAnsi="Tahoma" w:hint="eastAsia"/>
-          <w:kern w:val="0"/>
-          <w:sz w:val="22"/>
-        </w:rPr>
-        <w:t>。</w:t>
+          <w:kern w:val="0"/>
+          <w:sz w:val="22"/>
+        </w:rPr>
+      </w:pPr>
+      <w:r>
+        <w:rPr>
+          <w:rFonts w:ascii="Tahoma" w:eastAsia="微软雅黑" w:hAnsi="Tahoma" w:hint="eastAsia"/>
+          <w:kern w:val="0"/>
+          <w:sz w:val="22"/>
+        </w:rPr>
+        <w:t>反复踩</w:t>
+      </w:r>
+      <w:r>
+        <w:rPr>
+          <w:rFonts w:ascii="Tahoma" w:eastAsia="微软雅黑" w:hAnsi="Tahoma"/>
+          <w:kern w:val="0"/>
+          <w:sz w:val="22"/>
+        </w:rPr>
+        <w:t>/</w:t>
+      </w:r>
+      <w:r>
+        <w:rPr>
+          <w:rFonts w:ascii="Tahoma" w:eastAsia="微软雅黑" w:hAnsi="Tahoma" w:hint="eastAsia"/>
+          <w:kern w:val="0"/>
+          <w:sz w:val="22"/>
+        </w:rPr>
+        <w:t>只能踩一次</w:t>
+      </w:r>
+      <w:r>
+        <w:rPr>
+          <w:rFonts w:ascii="Tahoma" w:eastAsia="微软雅黑" w:hAnsi="Tahoma" w:hint="eastAsia"/>
+          <w:kern w:val="0"/>
+          <w:sz w:val="22"/>
+        </w:rPr>
+        <w:t xml:space="preserve"> </w:t>
+      </w:r>
+      <w:r>
+        <w:rPr>
+          <w:rFonts w:ascii="Tahoma" w:eastAsia="微软雅黑" w:hAnsi="Tahoma" w:hint="eastAsia"/>
+          <w:kern w:val="0"/>
+          <w:sz w:val="22"/>
+        </w:rPr>
+        <w:t>能影响关卡难度。</w:t>
       </w:r>
     </w:p>
     <w:p>
@@ -1844,27 +2254,42 @@
         <w:jc w:val="left"/>
         <w:rPr>
           <w:rFonts w:ascii="Tahoma" w:eastAsia="微软雅黑" w:hAnsi="Tahoma"/>
-          <w:kern w:val="0"/>
-          <w:sz w:val="22"/>
-        </w:rPr>
-      </w:pPr>
-    </w:p>
-    <w:p>
-      <w:pPr>
-        <w:pStyle w:val="4"/>
-        <w:rPr>
-          <w:rFonts w:hint="eastAsia"/>
-        </w:rPr>
-      </w:pPr>
-      <w:bookmarkStart w:id="0" w:name="_Hlk74556982"/>
-      <w:r>
-        <w:t>3</w:t>
-      </w:r>
-      <w:r>
-        <w:rPr>
-          <w:rFonts w:hint="eastAsia"/>
-        </w:rPr>
-        <w:t>）禁用能力</w:t>
+          <w:color w:val="A6A6A6" w:themeColor="background1" w:themeShade="A6"/>
+          <w:kern w:val="0"/>
+          <w:sz w:val="22"/>
+        </w:rPr>
+      </w:pPr>
+      <w:r>
+        <w:rPr>
+          <w:rFonts w:ascii="Tahoma" w:eastAsia="微软雅黑" w:hAnsi="Tahoma" w:hint="eastAsia"/>
+          <w:kern w:val="0"/>
+          <w:sz w:val="22"/>
+        </w:rPr>
+        <w:t>没有亮片的图块</w:t>
+      </w:r>
+      <w:r>
+        <w:rPr>
+          <w:rFonts w:ascii="Tahoma" w:eastAsia="微软雅黑" w:hAnsi="Tahoma" w:hint="eastAsia"/>
+          <w:kern w:val="0"/>
+          <w:sz w:val="22"/>
+        </w:rPr>
+        <w:t>，</w:t>
+      </w:r>
+      <w:r>
+        <w:rPr>
+          <w:rFonts w:ascii="Tahoma" w:eastAsia="微软雅黑" w:hAnsi="Tahoma" w:hint="eastAsia"/>
+          <w:kern w:val="0"/>
+          <w:sz w:val="22"/>
+        </w:rPr>
+        <w:t>是干扰玩家判断的一个因素</w:t>
+      </w:r>
+      <w:r>
+        <w:rPr>
+          <w:rFonts w:ascii="Tahoma" w:eastAsia="微软雅黑" w:hAnsi="Tahoma" w:hint="eastAsia"/>
+          <w:kern w:val="0"/>
+          <w:sz w:val="22"/>
+        </w:rPr>
+        <w:t>。</w:t>
       </w:r>
     </w:p>
     <w:p>
@@ -1879,13 +2304,23 @@
           <w:sz w:val="22"/>
         </w:rPr>
       </w:pPr>
-      <w:r>
-        <w:rPr>
-          <w:rFonts w:ascii="Tahoma" w:eastAsia="微软雅黑" w:hAnsi="Tahoma" w:hint="eastAsia"/>
-          <w:kern w:val="0"/>
-          <w:sz w:val="22"/>
-        </w:rPr>
-        <w:t>禁跳跃。</w:t>
+    </w:p>
+    <w:p>
+      <w:pPr>
+        <w:pStyle w:val="4"/>
+        <w:rPr>
+          <w:rFonts w:hint="eastAsia"/>
+        </w:rPr>
+      </w:pPr>
+      <w:bookmarkStart w:id="0" w:name="_Hlk74556982"/>
+      <w:r>
+        <w:t>3</w:t>
+      </w:r>
+      <w:r>
+        <w:rPr>
+          <w:rFonts w:hint="eastAsia"/>
+        </w:rPr>
+        <w:t>）禁用能力</w:t>
       </w:r>
     </w:p>
     <w:p>
@@ -1906,10 +2341,9 @@
           <w:kern w:val="0"/>
           <w:sz w:val="22"/>
         </w:rPr>
-        <w:t>禁炸弹。</w:t>
-      </w:r>
-    </w:p>
-    <w:bookmarkEnd w:id="0"/>
+        <w:t>禁跳跃。</w:t>
+      </w:r>
+    </w:p>
     <w:p>
       <w:pPr>
         <w:widowControl/>
@@ -1922,6 +2356,28 @@
           <w:sz w:val="22"/>
         </w:rPr>
       </w:pPr>
+      <w:r>
+        <w:rPr>
+          <w:rFonts w:ascii="Tahoma" w:eastAsia="微软雅黑" w:hAnsi="Tahoma" w:hint="eastAsia"/>
+          <w:kern w:val="0"/>
+          <w:sz w:val="22"/>
+        </w:rPr>
+        <w:t>禁炸弹。</w:t>
+      </w:r>
+    </w:p>
+    <w:bookmarkEnd w:id="0"/>
+    <w:p>
+      <w:pPr>
+        <w:widowControl/>
+        <w:adjustRightInd w:val="0"/>
+        <w:snapToGrid w:val="0"/>
+        <w:jc w:val="left"/>
+        <w:rPr>
+          <w:rFonts w:ascii="Tahoma" w:eastAsia="微软雅黑" w:hAnsi="Tahoma"/>
+          <w:kern w:val="0"/>
+          <w:sz w:val="22"/>
+        </w:rPr>
+      </w:pPr>
     </w:p>
     <w:p>
       <w:pPr>
@@ -1937,7 +2393,21 @@
         <w:rPr>
           <w:rFonts w:hint="eastAsia"/>
         </w:rPr>
-        <w:t>）卡关注意事项</w:t>
+        <w:t>）</w:t>
+      </w:r>
+      <w:proofErr w:type="gramStart"/>
+      <w:r>
+        <w:rPr>
+          <w:rFonts w:hint="eastAsia"/>
+        </w:rPr>
+        <w:t>卡关注意</w:t>
+      </w:r>
+      <w:proofErr w:type="gramEnd"/>
+      <w:r>
+        <w:rPr>
+          <w:rFonts w:hint="eastAsia"/>
+        </w:rPr>
+        <w:t>事项</w:t>
       </w:r>
     </w:p>
     <w:p>
@@ -2118,7 +2588,7 @@
                     </pic:cNvPicPr>
                   </pic:nvPicPr>
                   <pic:blipFill>
-                    <a:blip r:embed="rId11">
+                    <a:blip r:embed="rId14">
                       <a:extLst>
                         <a:ext uri="{28A0092B-C50C-407E-A947-70E740481C1C}">
                           <a14:useLocalDpi xmlns:a14="http://schemas.microsoft.com/office/drawing/2010/main" val="0"/>
@@ -2170,6 +2640,7 @@
         </w:rPr>
         <w:t>并且，游戏提供</w:t>
       </w:r>
+      <w:proofErr w:type="gramStart"/>
       <w:r>
         <w:rPr>
           <w:rFonts w:ascii="Tahoma" w:eastAsia="微软雅黑" w:hAnsi="Tahoma"/>
@@ -2178,6 +2649,7 @@
         </w:rPr>
         <w:t>”</w:t>
       </w:r>
+      <w:proofErr w:type="gramEnd"/>
       <w:r>
         <w:rPr>
           <w:rFonts w:ascii="Tahoma" w:eastAsia="微软雅黑" w:hAnsi="Tahoma" w:hint="eastAsia"/>
@@ -2186,6 +2658,7 @@
         </w:rPr>
         <w:t>重置关卡</w:t>
       </w:r>
+      <w:proofErr w:type="gramStart"/>
       <w:r>
         <w:rPr>
           <w:rFonts w:ascii="Tahoma" w:eastAsia="微软雅黑" w:hAnsi="Tahoma"/>
@@ -2194,6 +2667,7 @@
         </w:rPr>
         <w:t>”</w:t>
       </w:r>
+      <w:proofErr w:type="gramEnd"/>
       <w:r>
         <w:rPr>
           <w:rFonts w:ascii="Tahoma" w:eastAsia="微软雅黑" w:hAnsi="Tahoma" w:hint="eastAsia"/>
@@ -2628,7 +3102,43 @@
           <w:kern w:val="0"/>
           <w:sz w:val="22"/>
         </w:rPr>
-        <w:t>日，作者我打算开坑物体管理层。（这个时候物体管理层刚刚开建）</w:t>
+        <w:t>日，作者我</w:t>
+      </w:r>
+      <w:proofErr w:type="gramStart"/>
+      <w:r>
+        <w:rPr>
+          <w:rFonts w:ascii="Tahoma" w:eastAsia="微软雅黑" w:hAnsi="Tahoma" w:hint="eastAsia"/>
+          <w:kern w:val="0"/>
+          <w:sz w:val="22"/>
+        </w:rPr>
+        <w:t>打算开坑物体</w:t>
+      </w:r>
+      <w:proofErr w:type="gramEnd"/>
+      <w:r>
+        <w:rPr>
+          <w:rFonts w:ascii="Tahoma" w:eastAsia="微软雅黑" w:hAnsi="Tahoma" w:hint="eastAsia"/>
+          <w:kern w:val="0"/>
+          <w:sz w:val="22"/>
+        </w:rPr>
+        <w:t>管理层。（这个时候物体管理</w:t>
+      </w:r>
+      <w:proofErr w:type="gramStart"/>
+      <w:r>
+        <w:rPr>
+          <w:rFonts w:ascii="Tahoma" w:eastAsia="微软雅黑" w:hAnsi="Tahoma" w:hint="eastAsia"/>
+          <w:kern w:val="0"/>
+          <w:sz w:val="22"/>
+        </w:rPr>
+        <w:t>层刚刚</w:t>
+      </w:r>
+      <w:proofErr w:type="gramEnd"/>
+      <w:r>
+        <w:rPr>
+          <w:rFonts w:ascii="Tahoma" w:eastAsia="微软雅黑" w:hAnsi="Tahoma" w:hint="eastAsia"/>
+          <w:kern w:val="0"/>
+          <w:sz w:val="22"/>
+        </w:rPr>
+        <w:t>开建）</w:t>
       </w:r>
     </w:p>
     <w:p>
@@ -2765,7 +3275,25 @@
           <w:kern w:val="0"/>
           <w:sz w:val="22"/>
         </w:rPr>
-        <w:t>于是就开坑专门设计了</w:t>
+        <w:t>于是就</w:t>
+      </w:r>
+      <w:proofErr w:type="gramStart"/>
+      <w:r>
+        <w:rPr>
+          <w:rFonts w:ascii="Tahoma" w:eastAsia="微软雅黑" w:hAnsi="Tahoma" w:hint="eastAsia"/>
+          <w:kern w:val="0"/>
+          <w:sz w:val="22"/>
+        </w:rPr>
+        <w:t>开坑专门</w:t>
+      </w:r>
+      <w:proofErr w:type="gramEnd"/>
+      <w:r>
+        <w:rPr>
+          <w:rFonts w:ascii="Tahoma" w:eastAsia="微软雅黑" w:hAnsi="Tahoma" w:hint="eastAsia"/>
+          <w:kern w:val="0"/>
+          <w:sz w:val="22"/>
+        </w:rPr>
+        <w:t>设计了</w:t>
       </w:r>
       <w:r>
         <w:rPr>
@@ -2835,7 +3363,7 @@
                     </pic:cNvPicPr>
                   </pic:nvPicPr>
                   <pic:blipFill>
-                    <a:blip r:embed="rId12">
+                    <a:blip r:embed="rId15">
                       <a:extLst>
                         <a:ext uri="{28A0092B-C50C-407E-A947-70E740481C1C}">
                           <a14:useLocalDpi xmlns:a14="http://schemas.microsoft.com/office/drawing/2010/main" val="0"/>
@@ -3290,7 +3818,29 @@
           <w:kern w:val="0"/>
           <w:sz w:val="22"/>
         </w:rPr>
-        <w:t>该关卡很容易设计出无解谜题，把自己绕晕，必须基于一些理论来站稳脚根。</w:t>
+        <w:t>该关卡很容易设计出无解谜题，把自己绕晕，必须基于一些理论来站稳</w:t>
+      </w:r>
+      <w:proofErr w:type="gramStart"/>
+      <w:r>
+        <w:rPr>
+          <w:rFonts w:ascii="Tahoma" w:eastAsia="微软雅黑" w:hAnsi="Tahoma" w:hint="eastAsia"/>
+          <w:bCs/>
+          <w:color w:val="0070C0"/>
+          <w:kern w:val="0"/>
+          <w:sz w:val="22"/>
+        </w:rPr>
+        <w:t>脚根</w:t>
+      </w:r>
+      <w:proofErr w:type="gramEnd"/>
+      <w:r>
+        <w:rPr>
+          <w:rFonts w:ascii="Tahoma" w:eastAsia="微软雅黑" w:hAnsi="Tahoma" w:hint="eastAsia"/>
+          <w:bCs/>
+          <w:color w:val="0070C0"/>
+          <w:kern w:val="0"/>
+          <w:sz w:val="22"/>
+        </w:rPr>
+        <w:t>。</w:t>
       </w:r>
     </w:p>
     <w:p>
@@ -3543,7 +4093,7 @@
                     <pic:cNvPicPr/>
                   </pic:nvPicPr>
                   <pic:blipFill>
-                    <a:blip r:embed="rId13"/>
+                    <a:blip r:embed="rId16"/>
                     <a:stretch>
                       <a:fillRect/>
                     </a:stretch>
@@ -3577,6 +4127,7 @@
           <w:sz w:val="22"/>
         </w:rPr>
       </w:pPr>
+      <w:proofErr w:type="gramStart"/>
       <w:r>
         <w:rPr>
           <w:rFonts w:ascii="Tahoma" w:eastAsia="微软雅黑" w:hAnsi="Tahoma" w:hint="eastAsia"/>
@@ -3586,6 +4137,7 @@
         </w:rPr>
         <w:t>偶</w:t>
       </w:r>
+      <w:proofErr w:type="gramEnd"/>
       <w:r>
         <w:rPr>
           <w:rFonts w:ascii="Tahoma" w:eastAsia="微软雅黑" w:hAnsi="Tahoma" w:hint="eastAsia"/>
@@ -3802,7 +4354,7 @@
                     <pic:cNvPicPr/>
                   </pic:nvPicPr>
                   <pic:blipFill>
-                    <a:blip r:embed="rId14"/>
+                    <a:blip r:embed="rId17"/>
                     <a:stretch>
                       <a:fillRect/>
                     </a:stretch>
@@ -4025,7 +4577,7 @@
                     </pic:cNvPicPr>
                   </pic:nvPicPr>
                   <pic:blipFill>
-                    <a:blip r:embed="rId15">
+                    <a:blip r:embed="rId18">
                       <a:extLst>
                         <a:ext uri="{28A0092B-C50C-407E-A947-70E740481C1C}">
                           <a14:useLocalDpi xmlns:a14="http://schemas.microsoft.com/office/drawing/2010/main" val="0"/>
@@ -4333,7 +4885,7 @@
                     </pic:cNvPicPr>
                   </pic:nvPicPr>
                   <pic:blipFill>
-                    <a:blip r:embed="rId15">
+                    <a:blip r:embed="rId18">
                       <a:extLst>
                         <a:ext uri="{28A0092B-C50C-407E-A947-70E740481C1C}">
                           <a14:useLocalDpi xmlns:a14="http://schemas.microsoft.com/office/drawing/2010/main" val="0"/>
@@ -4575,7 +5127,7 @@
                     </pic:cNvPicPr>
                   </pic:nvPicPr>
                   <pic:blipFill>
-                    <a:blip r:embed="rId16">
+                    <a:blip r:embed="rId19">
                       <a:extLst>
                         <a:ext uri="{28A0092B-C50C-407E-A947-70E740481C1C}">
                           <a14:useLocalDpi xmlns:a14="http://schemas.microsoft.com/office/drawing/2010/main" val="0"/>
@@ -4641,7 +5193,7 @@
                     </pic:cNvPicPr>
                   </pic:nvPicPr>
                   <pic:blipFill>
-                    <a:blip r:embed="rId17">
+                    <a:blip r:embed="rId20">
                       <a:extLst>
                         <a:ext uri="{28A0092B-C50C-407E-A947-70E740481C1C}">
                           <a14:useLocalDpi xmlns:a14="http://schemas.microsoft.com/office/drawing/2010/main" val="0"/>
@@ -4710,7 +5262,7 @@
                     </pic:cNvPicPr>
                   </pic:nvPicPr>
                   <pic:blipFill>
-                    <a:blip r:embed="rId18">
+                    <a:blip r:embed="rId21">
                       <a:extLst>
                         <a:ext uri="{28A0092B-C50C-407E-A947-70E740481C1C}">
                           <a14:useLocalDpi xmlns:a14="http://schemas.microsoft.com/office/drawing/2010/main" val="0"/>
@@ -4776,7 +5328,7 @@
                     </pic:cNvPicPr>
                   </pic:nvPicPr>
                   <pic:blipFill>
-                    <a:blip r:embed="rId19">
+                    <a:blip r:embed="rId22">
                       <a:extLst>
                         <a:ext uri="{28A0092B-C50C-407E-A947-70E740481C1C}">
                           <a14:useLocalDpi xmlns:a14="http://schemas.microsoft.com/office/drawing/2010/main" val="0"/>
@@ -4935,7 +5487,25 @@
           <w:kern w:val="0"/>
           <w:sz w:val="22"/>
         </w:rPr>
-        <w:t>，一共有两个奇开关，一个偶开关</w:t>
+        <w:t>，一共有两个奇开关，一个</w:t>
+      </w:r>
+      <w:proofErr w:type="gramStart"/>
+      <w:r>
+        <w:rPr>
+          <w:rFonts w:ascii="Tahoma" w:eastAsia="微软雅黑" w:hAnsi="Tahoma" w:hint="eastAsia"/>
+          <w:kern w:val="0"/>
+          <w:sz w:val="22"/>
+        </w:rPr>
+        <w:t>偶</w:t>
+      </w:r>
+      <w:proofErr w:type="gramEnd"/>
+      <w:r>
+        <w:rPr>
+          <w:rFonts w:ascii="Tahoma" w:eastAsia="微软雅黑" w:hAnsi="Tahoma" w:hint="eastAsia"/>
+          <w:kern w:val="0"/>
+          <w:sz w:val="22"/>
+        </w:rPr>
+        <w:t>开关</w:t>
       </w:r>
       <w:r>
         <w:rPr>
@@ -4999,7 +5569,7 @@
                     </pic:cNvPicPr>
                   </pic:nvPicPr>
                   <pic:blipFill>
-                    <a:blip r:embed="rId20">
+                    <a:blip r:embed="rId23">
                       <a:extLst>
                         <a:ext uri="{28A0092B-C50C-407E-A947-70E740481C1C}">
                           <a14:useLocalDpi xmlns:a14="http://schemas.microsoft.com/office/drawing/2010/main" val="0"/>
@@ -5236,7 +5806,7 @@
                     </pic:cNvPicPr>
                   </pic:nvPicPr>
                   <pic:blipFill>
-                    <a:blip r:embed="rId21">
+                    <a:blip r:embed="rId24">
                       <a:extLst>
                         <a:ext uri="{28A0092B-C50C-407E-A947-70E740481C1C}">
                           <a14:useLocalDpi xmlns:a14="http://schemas.microsoft.com/office/drawing/2010/main" val="0"/>
@@ -5302,7 +5872,7 @@
                     </pic:cNvPicPr>
                   </pic:nvPicPr>
                   <pic:blipFill>
-                    <a:blip r:embed="rId22">
+                    <a:blip r:embed="rId25">
                       <a:extLst>
                         <a:ext uri="{28A0092B-C50C-407E-A947-70E740481C1C}">
                           <a14:useLocalDpi xmlns:a14="http://schemas.microsoft.com/office/drawing/2010/main" val="0"/>
@@ -5371,7 +5941,7 @@
                     </pic:cNvPicPr>
                   </pic:nvPicPr>
                   <pic:blipFill>
-                    <a:blip r:embed="rId23">
+                    <a:blip r:embed="rId26">
                       <a:extLst>
                         <a:ext uri="{28A0092B-C50C-407E-A947-70E740481C1C}">
                           <a14:useLocalDpi xmlns:a14="http://schemas.microsoft.com/office/drawing/2010/main" val="0"/>
@@ -5706,7 +6276,7 @@
                     </pic:cNvPicPr>
                   </pic:nvPicPr>
                   <pic:blipFill>
-                    <a:blip r:embed="rId24">
+                    <a:blip r:embed="rId27">
                       <a:extLst>
                         <a:ext uri="{28A0092B-C50C-407E-A947-70E740481C1C}">
                           <a14:useLocalDpi xmlns:a14="http://schemas.microsoft.com/office/drawing/2010/main" val="0"/>
@@ -5775,7 +6345,7 @@
                     </pic:cNvPicPr>
                   </pic:nvPicPr>
                   <pic:blipFill>
-                    <a:blip r:embed="rId25">
+                    <a:blip r:embed="rId28">
                       <a:extLst>
                         <a:ext uri="{28A0092B-C50C-407E-A947-70E740481C1C}">
                           <a14:useLocalDpi xmlns:a14="http://schemas.microsoft.com/office/drawing/2010/main" val="0"/>
@@ -5841,7 +6411,7 @@
                     </pic:cNvPicPr>
                   </pic:nvPicPr>
                   <pic:blipFill>
-                    <a:blip r:embed="rId26">
+                    <a:blip r:embed="rId29">
                       <a:extLst>
                         <a:ext uri="{28A0092B-C50C-407E-A947-70E740481C1C}">
                           <a14:useLocalDpi xmlns:a14="http://schemas.microsoft.com/office/drawing/2010/main" val="0"/>
@@ -5910,7 +6480,7 @@
                     </pic:cNvPicPr>
                   </pic:nvPicPr>
                   <pic:blipFill>
-                    <a:blip r:embed="rId27">
+                    <a:blip r:embed="rId30">
                       <a:extLst>
                         <a:ext uri="{28A0092B-C50C-407E-A947-70E740481C1C}">
                           <a14:useLocalDpi xmlns:a14="http://schemas.microsoft.com/office/drawing/2010/main" val="0"/>
@@ -5976,7 +6546,7 @@
                     </pic:cNvPicPr>
                   </pic:nvPicPr>
                   <pic:blipFill>
-                    <a:blip r:embed="rId28">
+                    <a:blip r:embed="rId31">
                       <a:extLst>
                         <a:ext uri="{28A0092B-C50C-407E-A947-70E740481C1C}">
                           <a14:useLocalDpi xmlns:a14="http://schemas.microsoft.com/office/drawing/2010/main" val="0"/>
@@ -6314,7 +6884,7 @@
                     </pic:cNvPicPr>
                   </pic:nvPicPr>
                   <pic:blipFill>
-                    <a:blip r:embed="rId29">
+                    <a:blip r:embed="rId32">
                       <a:extLst>
                         <a:ext uri="{28A0092B-C50C-407E-A947-70E740481C1C}">
                           <a14:useLocalDpi xmlns:a14="http://schemas.microsoft.com/office/drawing/2010/main" val="0"/>
@@ -6383,7 +6953,7 @@
                     </pic:cNvPicPr>
                   </pic:nvPicPr>
                   <pic:blipFill>
-                    <a:blip r:embed="rId30">
+                    <a:blip r:embed="rId33">
                       <a:extLst>
                         <a:ext uri="{28A0092B-C50C-407E-A947-70E740481C1C}">
                           <a14:useLocalDpi xmlns:a14="http://schemas.microsoft.com/office/drawing/2010/main" val="0"/>
@@ -6449,7 +7019,7 @@
                     </pic:cNvPicPr>
                   </pic:nvPicPr>
                   <pic:blipFill>
-                    <a:blip r:embed="rId31">
+                    <a:blip r:embed="rId34">
                       <a:extLst>
                         <a:ext uri="{28A0092B-C50C-407E-A947-70E740481C1C}">
                           <a14:useLocalDpi xmlns:a14="http://schemas.microsoft.com/office/drawing/2010/main" val="0"/>
@@ -6515,7 +7085,7 @@
                     </pic:cNvPicPr>
                   </pic:nvPicPr>
                   <pic:blipFill>
-                    <a:blip r:embed="rId32">
+                    <a:blip r:embed="rId35">
                       <a:extLst>
                         <a:ext uri="{28A0092B-C50C-407E-A947-70E740481C1C}">
                           <a14:useLocalDpi xmlns:a14="http://schemas.microsoft.com/office/drawing/2010/main" val="0"/>
@@ -6646,7 +7216,7 @@
                     </pic:cNvPicPr>
                   </pic:nvPicPr>
                   <pic:blipFill>
-                    <a:blip r:embed="rId33">
+                    <a:blip r:embed="rId36">
                       <a:extLst>
                         <a:ext uri="{28A0092B-C50C-407E-A947-70E740481C1C}">
                           <a14:useLocalDpi xmlns:a14="http://schemas.microsoft.com/office/drawing/2010/main" val="0"/>
@@ -6905,7 +7475,7 @@
                     </pic:cNvPicPr>
                   </pic:nvPicPr>
                   <pic:blipFill>
-                    <a:blip r:embed="rId34">
+                    <a:blip r:embed="rId37">
                       <a:extLst>
                         <a:ext uri="{28A0092B-C50C-407E-A947-70E740481C1C}">
                           <a14:useLocalDpi xmlns:a14="http://schemas.microsoft.com/office/drawing/2010/main" val="0"/>
@@ -7063,7 +7633,7 @@
                     </pic:cNvPicPr>
                   </pic:nvPicPr>
                   <pic:blipFill>
-                    <a:blip r:embed="rId35">
+                    <a:blip r:embed="rId38">
                       <a:extLst>
                         <a:ext uri="{28A0092B-C50C-407E-A947-70E740481C1C}">
                           <a14:useLocalDpi xmlns:a14="http://schemas.microsoft.com/office/drawing/2010/main" val="0"/>
@@ -7198,7 +7768,7 @@
                     </pic:cNvPicPr>
                   </pic:nvPicPr>
                   <pic:blipFill>
-                    <a:blip r:embed="rId36">
+                    <a:blip r:embed="rId39">
                       <a:extLst>
                         <a:ext uri="{28A0092B-C50C-407E-A947-70E740481C1C}">
                           <a14:useLocalDpi xmlns:a14="http://schemas.microsoft.com/office/drawing/2010/main" val="0"/>
@@ -7333,7 +7903,7 @@
                     </pic:cNvPicPr>
                   </pic:nvPicPr>
                   <pic:blipFill>
-                    <a:blip r:embed="rId37">
+                    <a:blip r:embed="rId40">
                       <a:extLst>
                         <a:ext uri="{28A0092B-C50C-407E-A947-70E740481C1C}">
                           <a14:useLocalDpi xmlns:a14="http://schemas.microsoft.com/office/drawing/2010/main" val="0"/>
@@ -7838,7 +8408,7 @@
                     </pic:cNvPicPr>
                   </pic:nvPicPr>
                   <pic:blipFill>
-                    <a:blip r:embed="rId38">
+                    <a:blip r:embed="rId41">
                       <a:extLst>
                         <a:ext uri="{28A0092B-C50C-407E-A947-70E740481C1C}">
                           <a14:useLocalDpi xmlns:a14="http://schemas.microsoft.com/office/drawing/2010/main" val="0"/>
@@ -7907,7 +8477,7 @@
                     </pic:cNvPicPr>
                   </pic:nvPicPr>
                   <pic:blipFill>
-                    <a:blip r:embed="rId39">
+                    <a:blip r:embed="rId42">
                       <a:extLst>
                         <a:ext uri="{28A0092B-C50C-407E-A947-70E740481C1C}">
                           <a14:useLocalDpi xmlns:a14="http://schemas.microsoft.com/office/drawing/2010/main" val="0"/>
@@ -7973,7 +8543,7 @@
                     </pic:cNvPicPr>
                   </pic:nvPicPr>
                   <pic:blipFill>
-                    <a:blip r:embed="rId40">
+                    <a:blip r:embed="rId43">
                       <a:extLst>
                         <a:ext uri="{28A0092B-C50C-407E-A947-70E740481C1C}">
                           <a14:useLocalDpi xmlns:a14="http://schemas.microsoft.com/office/drawing/2010/main" val="0"/>
@@ -8042,7 +8612,7 @@
                     </pic:cNvPicPr>
                   </pic:nvPicPr>
                   <pic:blipFill>
-                    <a:blip r:embed="rId41">
+                    <a:blip r:embed="rId44">
                       <a:extLst>
                         <a:ext uri="{28A0092B-C50C-407E-A947-70E740481C1C}">
                           <a14:useLocalDpi xmlns:a14="http://schemas.microsoft.com/office/drawing/2010/main" val="0"/>
@@ -8108,7 +8678,7 @@
                     </pic:cNvPicPr>
                   </pic:nvPicPr>
                   <pic:blipFill>
-                    <a:blip r:embed="rId42">
+                    <a:blip r:embed="rId45">
                       <a:extLst>
                         <a:ext uri="{28A0092B-C50C-407E-A947-70E740481C1C}">
                           <a14:useLocalDpi xmlns:a14="http://schemas.microsoft.com/office/drawing/2010/main" val="0"/>
@@ -8437,7 +9007,7 @@
                     </pic:cNvPicPr>
                   </pic:nvPicPr>
                   <pic:blipFill>
-                    <a:blip r:embed="rId43">
+                    <a:blip r:embed="rId46">
                       <a:extLst>
                         <a:ext uri="{28A0092B-C50C-407E-A947-70E740481C1C}">
                           <a14:useLocalDpi xmlns:a14="http://schemas.microsoft.com/office/drawing/2010/main" val="0"/>
@@ -8691,7 +9261,7 @@
                     </pic:cNvPicPr>
                   </pic:nvPicPr>
                   <pic:blipFill>
-                    <a:blip r:embed="rId44">
+                    <a:blip r:embed="rId47">
                       <a:extLst>
                         <a:ext uri="{28A0092B-C50C-407E-A947-70E740481C1C}">
                           <a14:useLocalDpi xmlns:a14="http://schemas.microsoft.com/office/drawing/2010/main" val="0"/>
@@ -9012,7 +9582,7 @@
                     </pic:cNvPicPr>
                   </pic:nvPicPr>
                   <pic:blipFill>
-                    <a:blip r:embed="rId45">
+                    <a:blip r:embed="rId48">
                       <a:extLst>
                         <a:ext uri="{28A0092B-C50C-407E-A947-70E740481C1C}">
                           <a14:useLocalDpi xmlns:a14="http://schemas.microsoft.com/office/drawing/2010/main" val="0"/>
@@ -9373,7 +9943,7 @@
                     </pic:cNvPicPr>
                   </pic:nvPicPr>
                   <pic:blipFill>
-                    <a:blip r:embed="rId46">
+                    <a:blip r:embed="rId49">
                       <a:extLst>
                         <a:ext uri="{28A0092B-C50C-407E-A947-70E740481C1C}">
                           <a14:useLocalDpi xmlns:a14="http://schemas.microsoft.com/office/drawing/2010/main" val="0"/>
@@ -9507,7 +10077,7 @@
                     </pic:cNvPicPr>
                   </pic:nvPicPr>
                   <pic:blipFill>
-                    <a:blip r:embed="rId47">
+                    <a:blip r:embed="rId50">
                       <a:extLst>
                         <a:ext uri="{28A0092B-C50C-407E-A947-70E740481C1C}">
                           <a14:useLocalDpi xmlns:a14="http://schemas.microsoft.com/office/drawing/2010/main" val="0"/>
@@ -9716,7 +10286,7 @@
                     </pic:cNvPicPr>
                   </pic:nvPicPr>
                   <pic:blipFill>
-                    <a:blip r:embed="rId48">
+                    <a:blip r:embed="rId51">
                       <a:extLst>
                         <a:ext uri="{28A0092B-C50C-407E-A947-70E740481C1C}">
                           <a14:useLocalDpi xmlns:a14="http://schemas.microsoft.com/office/drawing/2010/main" val="0"/>
@@ -9847,7 +10417,43 @@
           <w:kern w:val="0"/>
           <w:sz w:val="22"/>
         </w:rPr>
-        <w:t>里，只要你找到了最快捷的方法贴墙，那么无论开关如何复杂，都会迎刃而解。（即使变起点，也不能增加多少难度）</w:t>
+        <w:t>里，只要你找到了</w:t>
+      </w:r>
+      <w:proofErr w:type="gramStart"/>
+      <w:r>
+        <w:rPr>
+          <w:rFonts w:ascii="Tahoma" w:eastAsia="微软雅黑" w:hAnsi="Tahoma" w:hint="eastAsia"/>
+          <w:kern w:val="0"/>
+          <w:sz w:val="22"/>
+        </w:rPr>
+        <w:t>最</w:t>
+      </w:r>
+      <w:proofErr w:type="gramEnd"/>
+      <w:r>
+        <w:rPr>
+          <w:rFonts w:ascii="Tahoma" w:eastAsia="微软雅黑" w:hAnsi="Tahoma" w:hint="eastAsia"/>
+          <w:kern w:val="0"/>
+          <w:sz w:val="22"/>
+        </w:rPr>
+        <w:t>快捷的方</w:t>
+      </w:r>
+      <w:proofErr w:type="gramStart"/>
+      <w:r>
+        <w:rPr>
+          <w:rFonts w:ascii="Tahoma" w:eastAsia="微软雅黑" w:hAnsi="Tahoma" w:hint="eastAsia"/>
+          <w:kern w:val="0"/>
+          <w:sz w:val="22"/>
+        </w:rPr>
+        <w:t>法贴</w:t>
+      </w:r>
+      <w:proofErr w:type="gramEnd"/>
+      <w:r>
+        <w:rPr>
+          <w:rFonts w:ascii="Tahoma" w:eastAsia="微软雅黑" w:hAnsi="Tahoma" w:hint="eastAsia"/>
+          <w:kern w:val="0"/>
+          <w:sz w:val="22"/>
+        </w:rPr>
+        <w:t>墙，那么无论开关如何复杂，都会迎刃而解。（即使变起点，也不能增加多少难度）</w:t>
       </w:r>
     </w:p>
     <w:p>
@@ -9885,7 +10491,7 @@
                     <pic:cNvPicPr/>
                   </pic:nvPicPr>
                   <pic:blipFill>
-                    <a:blip r:embed="rId49"/>
+                    <a:blip r:embed="rId52"/>
                     <a:stretch>
                       <a:fillRect/>
                     </a:stretch>
@@ -9942,7 +10548,7 @@
                     <pic:cNvPicPr/>
                   </pic:nvPicPr>
                   <pic:blipFill>
-                    <a:blip r:embed="rId50"/>
+                    <a:blip r:embed="rId53"/>
                     <a:stretch>
                       <a:fillRect/>
                     </a:stretch>
@@ -10115,7 +10721,25 @@
                 <w:kern w:val="0"/>
                 <w:sz w:val="22"/>
               </w:rPr>
-              <w:t>限制一个图块只能单向走。</w:t>
+              <w:t>限制一个</w:t>
+            </w:r>
+            <w:proofErr w:type="gramStart"/>
+            <w:r>
+              <w:rPr>
+                <w:rFonts w:ascii="Tahoma" w:eastAsia="微软雅黑" w:hAnsi="Tahoma" w:hint="eastAsia"/>
+                <w:kern w:val="0"/>
+                <w:sz w:val="22"/>
+              </w:rPr>
+              <w:t>图块只能</w:t>
+            </w:r>
+            <w:proofErr w:type="gramEnd"/>
+            <w:r>
+              <w:rPr>
+                <w:rFonts w:ascii="Tahoma" w:eastAsia="微软雅黑" w:hAnsi="Tahoma" w:hint="eastAsia"/>
+                <w:kern w:val="0"/>
+                <w:sz w:val="22"/>
+              </w:rPr>
+              <w:t>单向走。</w:t>
             </w:r>
           </w:p>
           <w:p>
@@ -10147,13 +10771,41 @@
               </w:rPr>
               <w:t>.</w:t>
             </w:r>
+            <w:proofErr w:type="gramStart"/>
             <w:r>
               <w:rPr>
                 <w:rFonts w:ascii="Tahoma" w:eastAsia="微软雅黑" w:hAnsi="Tahoma" w:hint="eastAsia"/>
                 <w:kern w:val="0"/>
                 <w:sz w:val="22"/>
               </w:rPr>
-              <w:t>一个图块是钥匙，踩了才可以解锁另一个图块路线。</w:t>
+              <w:t>一个图块是</w:t>
+            </w:r>
+            <w:proofErr w:type="gramEnd"/>
+            <w:r>
+              <w:rPr>
+                <w:rFonts w:ascii="Tahoma" w:eastAsia="微软雅黑" w:hAnsi="Tahoma" w:hint="eastAsia"/>
+                <w:kern w:val="0"/>
+                <w:sz w:val="22"/>
+              </w:rPr>
+              <w:t>钥匙，踩了才可以解锁另</w:t>
+            </w:r>
+            <w:proofErr w:type="gramStart"/>
+            <w:r>
+              <w:rPr>
+                <w:rFonts w:ascii="Tahoma" w:eastAsia="微软雅黑" w:hAnsi="Tahoma" w:hint="eastAsia"/>
+                <w:kern w:val="0"/>
+                <w:sz w:val="22"/>
+              </w:rPr>
+              <w:t>一个图块路线</w:t>
+            </w:r>
+            <w:proofErr w:type="gramEnd"/>
+            <w:r>
+              <w:rPr>
+                <w:rFonts w:ascii="Tahoma" w:eastAsia="微软雅黑" w:hAnsi="Tahoma" w:hint="eastAsia"/>
+                <w:kern w:val="0"/>
+                <w:sz w:val="22"/>
+              </w:rPr>
+              <w:t>。</w:t>
             </w:r>
           </w:p>
           <w:p>
@@ -10401,7 +11053,27 @@
           <w:kern w:val="0"/>
           <w:sz w:val="22"/>
         </w:rPr>
-        <w:t>很多时候画出了无解的方法，以为是误导，结果……把自己绕晕了。</w:t>
+        <w:t>很多时候画出了无解的方法，以为是误导，结果……把</w:t>
+      </w:r>
+      <w:proofErr w:type="gramStart"/>
+      <w:r>
+        <w:rPr>
+          <w:rFonts w:ascii="Tahoma" w:eastAsia="微软雅黑" w:hAnsi="Tahoma" w:hint="eastAsia"/>
+          <w:color w:val="A6A6A6" w:themeColor="background1" w:themeShade="A6"/>
+          <w:kern w:val="0"/>
+          <w:sz w:val="22"/>
+        </w:rPr>
+        <w:t>自己绕晕了</w:t>
+      </w:r>
+      <w:proofErr w:type="gramEnd"/>
+      <w:r>
+        <w:rPr>
+          <w:rFonts w:ascii="Tahoma" w:eastAsia="微软雅黑" w:hAnsi="Tahoma" w:hint="eastAsia"/>
+          <w:color w:val="A6A6A6" w:themeColor="background1" w:themeShade="A6"/>
+          <w:kern w:val="0"/>
+          <w:sz w:val="22"/>
+        </w:rPr>
+        <w:t>。</w:t>
       </w:r>
     </w:p>
     <w:p>
@@ -10488,7 +11160,25 @@
           <w:kern w:val="0"/>
           <w:sz w:val="22"/>
         </w:rPr>
-        <w:t>根据之前的奇开关偶开关理论</w:t>
+        <w:t>根据之前的奇开关</w:t>
+      </w:r>
+      <w:proofErr w:type="gramStart"/>
+      <w:r>
+        <w:rPr>
+          <w:rFonts w:ascii="Tahoma" w:eastAsia="微软雅黑" w:hAnsi="Tahoma" w:hint="eastAsia"/>
+          <w:kern w:val="0"/>
+          <w:sz w:val="22"/>
+        </w:rPr>
+        <w:t>偶</w:t>
+      </w:r>
+      <w:proofErr w:type="gramEnd"/>
+      <w:r>
+        <w:rPr>
+          <w:rFonts w:ascii="Tahoma" w:eastAsia="微软雅黑" w:hAnsi="Tahoma" w:hint="eastAsia"/>
+          <w:kern w:val="0"/>
+          <w:sz w:val="22"/>
+        </w:rPr>
+        <w:t>开关理论</w:t>
       </w:r>
       <w:r>
         <w:rPr>
@@ -10882,7 +11572,7 @@
                     <pic:cNvPicPr/>
                   </pic:nvPicPr>
                   <pic:blipFill>
-                    <a:blip r:embed="rId51"/>
+                    <a:blip r:embed="rId54"/>
                     <a:stretch>
                       <a:fillRect/>
                     </a:stretch>
@@ -10958,7 +11648,7 @@
                     <pic:cNvPicPr/>
                   </pic:nvPicPr>
                   <pic:blipFill>
-                    <a:blip r:embed="rId52"/>
+                    <a:blip r:embed="rId55"/>
                     <a:stretch>
                       <a:fillRect/>
                     </a:stretch>
@@ -10991,7 +11681,7 @@
       </w:pPr>
     </w:p>
     <w:sectPr>
-      <w:headerReference w:type="default" r:id="rId53"/>
+      <w:headerReference w:type="default" r:id="rId56"/>
       <w:pgSz w:w="11906" w:h="16838"/>
       <w:pgMar w:top="1440" w:right="1800" w:bottom="1440" w:left="1800" w:header="851" w:footer="992" w:gutter="0"/>
       <w:cols w:space="425"/>
@@ -11002,7 +11692,7 @@
 </file>
 
 <file path=word/endnotes.xml><?xml version="1.0" encoding="utf-8"?>
-<w:endnotes xmlns:wpc="http://schemas.microsoft.com/office/word/2010/wordprocessingCanvas" xmlns:cx="http://schemas.microsoft.com/office/drawing/2014/chartex" xmlns:cx1="http://schemas.microsoft.com/office/drawing/2015/9/8/chartex" xmlns:cx2="http://schemas.microsoft.com/office/drawing/2015/10/21/chartex" xmlns:cx3="http://schemas.microsoft.com/office/drawing/2016/5/9/chartex" xmlns:cx4="http://schemas.microsoft.com/office/drawing/2016/5/10/chartex" xmlns:cx5="http://schemas.microsoft.com/office/drawing/2016/5/11/chartex" xmlns:cx6="http://schemas.microsoft.com/office/drawing/2016/5/12/chartex" xmlns:cx7="http://schemas.microsoft.com/office/drawing/2016/5/13/chartex" xmlns:cx8="http://schemas.microsoft.com/office/drawing/2016/5/14/chartex" xmlns:mc="http://schemas.openxmlformats.org/markup-compatibility/2006" xmlns:aink="http://schemas.microsoft.com/office/drawing/2016/ink" xmlns:am3d="http://schemas.microsoft.com/office/drawing/2017/model3d" xmlns:o="urn:schemas-microsoft-com:office:office" xmlns:oel="http://schemas.microsoft.com/office/2019/extlst" xmlns:r="http://schemas.openxmlformats.org/officeDocument/2006/relationships" xmlns:m="http://schemas.openxmlformats.org/officeDocument/2006/math" xmlns:v="urn:schemas-microsoft-com:vml" xmlns:wp14="http://schemas.microsoft.com/office/word/2010/wordprocessingDrawing" xmlns:wp="http://schemas.openxmlformats.org/drawingml/2006/wordprocessingDrawing" xmlns:w10="urn:schemas-microsoft-com:office:word" xmlns:w="http://schemas.openxmlformats.org/wordprocessingml/2006/main" xmlns:w14="http://schemas.microsoft.com/office/word/2010/wordml" xmlns:w15="http://schemas.microsoft.com/office/word/2012/wordml" xmlns:w16cex="http://schemas.microsoft.com/office/word/2018/wordml/cex" xmlns:w16cid="http://schemas.microsoft.com/office/word/2016/wordml/cid" xmlns:w16="http://schemas.microsoft.com/office/word/2018/wordml" xmlns:w16du="http://schemas.microsoft.com/office/word/2023/wordml/word16du" xmlns:w16sdtdh="http://schemas.microsoft.com/office/word/2020/wordml/sdtdatahash" xmlns:w16se="http://schemas.microsoft.com/office/word/2015/wordml/symex" xmlns:wpg="http://schemas.microsoft.com/office/word/2010/wordprocessingGroup" xmlns:wpi="http://schemas.microsoft.com/office/word/2010/wordprocessingInk" xmlns:wne="http://schemas.microsoft.com/office/word/2006/wordml" xmlns:wps="http://schemas.microsoft.com/office/word/2010/wordprocessingShape" mc:Ignorable="w14 w15 w16se w16cid w16 w16cex w16sdtdh w16du wp14">
+<w:endnotes xmlns:wpc="http://schemas.microsoft.com/office/word/2010/wordprocessingCanvas" xmlns:cx="http://schemas.microsoft.com/office/drawing/2014/chartex" xmlns:cx1="http://schemas.microsoft.com/office/drawing/2015/9/8/chartex" xmlns:cx2="http://schemas.microsoft.com/office/drawing/2015/10/21/chartex" xmlns:cx3="http://schemas.microsoft.com/office/drawing/2016/5/9/chartex" xmlns:cx4="http://schemas.microsoft.com/office/drawing/2016/5/10/chartex" xmlns:cx5="http://schemas.microsoft.com/office/drawing/2016/5/11/chartex" xmlns:cx6="http://schemas.microsoft.com/office/drawing/2016/5/12/chartex" xmlns:cx7="http://schemas.microsoft.com/office/drawing/2016/5/13/chartex" xmlns:cx8="http://schemas.microsoft.com/office/drawing/2016/5/14/chartex" xmlns:mc="http://schemas.openxmlformats.org/markup-compatibility/2006" xmlns:aink="http://schemas.microsoft.com/office/drawing/2016/ink" xmlns:am3d="http://schemas.microsoft.com/office/drawing/2017/model3d" xmlns:o="urn:schemas-microsoft-com:office:office" xmlns:oel="http://schemas.microsoft.com/office/2019/extlst" xmlns:r="http://schemas.openxmlformats.org/officeDocument/2006/relationships" xmlns:m="http://schemas.openxmlformats.org/officeDocument/2006/math" xmlns:v="urn:schemas-microsoft-com:vml" xmlns:wp14="http://schemas.microsoft.com/office/word/2010/wordprocessingDrawing" xmlns:wp="http://schemas.openxmlformats.org/drawingml/2006/wordprocessingDrawing" xmlns:w10="urn:schemas-microsoft-com:office:word" xmlns:w="http://schemas.openxmlformats.org/wordprocessingml/2006/main" xmlns:w14="http://schemas.microsoft.com/office/word/2010/wordml" xmlns:w15="http://schemas.microsoft.com/office/word/2012/wordml" xmlns:w16cex="http://schemas.microsoft.com/office/word/2018/wordml/cex" xmlns:w16cid="http://schemas.microsoft.com/office/word/2016/wordml/cid" xmlns:w16="http://schemas.microsoft.com/office/word/2018/wordml" xmlns:w16du="http://schemas.microsoft.com/office/word/2023/wordml/word16du" xmlns:w16sdtdh="http://schemas.microsoft.com/office/word/2020/wordml/sdtdatahash" xmlns:w16sdtfl="http://schemas.microsoft.com/office/word/2024/wordml/sdtformatlock" xmlns:w16se="http://schemas.microsoft.com/office/word/2015/wordml/symex" xmlns:wpg="http://schemas.microsoft.com/office/word/2010/wordprocessingGroup" xmlns:wpi="http://schemas.microsoft.com/office/word/2010/wordprocessingInk" xmlns:wne="http://schemas.microsoft.com/office/word/2006/wordml" xmlns:wps="http://schemas.microsoft.com/office/word/2010/wordprocessingShape" mc:Ignorable="w14 w15 w16se w16cid w16 w16cex w16sdtdh w16sdtfl w16du wp14">
   <w:endnote w:type="separator" w:id="-1">
     <w:p>
       <w:pPr>
@@ -11031,7 +11721,7 @@
 </file>
 
 <file path=word/footnotes.xml><?xml version="1.0" encoding="utf-8"?>
-<w:footnotes xmlns:wpc="http://schemas.microsoft.com/office/word/2010/wordprocessingCanvas" xmlns:cx="http://schemas.microsoft.com/office/drawing/2014/chartex" xmlns:cx1="http://schemas.microsoft.com/office/drawing/2015/9/8/chartex" xmlns:cx2="http://schemas.microsoft.com/office/drawing/2015/10/21/chartex" xmlns:cx3="http://schemas.microsoft.com/office/drawing/2016/5/9/chartex" xmlns:cx4="http://schemas.microsoft.com/office/drawing/2016/5/10/chartex" xmlns:cx5="http://schemas.microsoft.com/office/drawing/2016/5/11/chartex" xmlns:cx6="http://schemas.microsoft.com/office/drawing/2016/5/12/chartex" xmlns:cx7="http://schemas.microsoft.com/office/drawing/2016/5/13/chartex" xmlns:cx8="http://schemas.microsoft.com/office/drawing/2016/5/14/chartex" xmlns:mc="http://schemas.openxmlformats.org/markup-compatibility/2006" xmlns:aink="http://schemas.microsoft.com/office/drawing/2016/ink" xmlns:am3d="http://schemas.microsoft.com/office/drawing/2017/model3d" xmlns:o="urn:schemas-microsoft-com:office:office" xmlns:oel="http://schemas.microsoft.com/office/2019/extlst" xmlns:r="http://schemas.openxmlformats.org/officeDocument/2006/relationships" xmlns:m="http://schemas.openxmlformats.org/officeDocument/2006/math" xmlns:v="urn:schemas-microsoft-com:vml" xmlns:wp14="http://schemas.microsoft.com/office/word/2010/wordprocessingDrawing" xmlns:wp="http://schemas.openxmlformats.org/drawingml/2006/wordprocessingDrawing" xmlns:w10="urn:schemas-microsoft-com:office:word" xmlns:w="http://schemas.openxmlformats.org/wordprocessingml/2006/main" xmlns:w14="http://schemas.microsoft.com/office/word/2010/wordml" xmlns:w15="http://schemas.microsoft.com/office/word/2012/wordml" xmlns:w16cex="http://schemas.microsoft.com/office/word/2018/wordml/cex" xmlns:w16cid="http://schemas.microsoft.com/office/word/2016/wordml/cid" xmlns:w16="http://schemas.microsoft.com/office/word/2018/wordml" xmlns:w16du="http://schemas.microsoft.com/office/word/2023/wordml/word16du" xmlns:w16sdtdh="http://schemas.microsoft.com/office/word/2020/wordml/sdtdatahash" xmlns:w16se="http://schemas.microsoft.com/office/word/2015/wordml/symex" xmlns:wpg="http://schemas.microsoft.com/office/word/2010/wordprocessingGroup" xmlns:wpi="http://schemas.microsoft.com/office/word/2010/wordprocessingInk" xmlns:wne="http://schemas.microsoft.com/office/word/2006/wordml" xmlns:wps="http://schemas.microsoft.com/office/word/2010/wordprocessingShape" mc:Ignorable="w14 w15 w16se w16cid w16 w16cex w16sdtdh w16du wp14">
+<w:footnotes xmlns:wpc="http://schemas.microsoft.com/office/word/2010/wordprocessingCanvas" xmlns:cx="http://schemas.microsoft.com/office/drawing/2014/chartex" xmlns:cx1="http://schemas.microsoft.com/office/drawing/2015/9/8/chartex" xmlns:cx2="http://schemas.microsoft.com/office/drawing/2015/10/21/chartex" xmlns:cx3="http://schemas.microsoft.com/office/drawing/2016/5/9/chartex" xmlns:cx4="http://schemas.microsoft.com/office/drawing/2016/5/10/chartex" xmlns:cx5="http://schemas.microsoft.com/office/drawing/2016/5/11/chartex" xmlns:cx6="http://schemas.microsoft.com/office/drawing/2016/5/12/chartex" xmlns:cx7="http://schemas.microsoft.com/office/drawing/2016/5/13/chartex" xmlns:cx8="http://schemas.microsoft.com/office/drawing/2016/5/14/chartex" xmlns:mc="http://schemas.openxmlformats.org/markup-compatibility/2006" xmlns:aink="http://schemas.microsoft.com/office/drawing/2016/ink" xmlns:am3d="http://schemas.microsoft.com/office/drawing/2017/model3d" xmlns:o="urn:schemas-microsoft-com:office:office" xmlns:oel="http://schemas.microsoft.com/office/2019/extlst" xmlns:r="http://schemas.openxmlformats.org/officeDocument/2006/relationships" xmlns:m="http://schemas.openxmlformats.org/officeDocument/2006/math" xmlns:v="urn:schemas-microsoft-com:vml" xmlns:wp14="http://schemas.microsoft.com/office/word/2010/wordprocessingDrawing" xmlns:wp="http://schemas.openxmlformats.org/drawingml/2006/wordprocessingDrawing" xmlns:w10="urn:schemas-microsoft-com:office:word" xmlns:w="http://schemas.openxmlformats.org/wordprocessingml/2006/main" xmlns:w14="http://schemas.microsoft.com/office/word/2010/wordml" xmlns:w15="http://schemas.microsoft.com/office/word/2012/wordml" xmlns:w16cex="http://schemas.microsoft.com/office/word/2018/wordml/cex" xmlns:w16cid="http://schemas.microsoft.com/office/word/2016/wordml/cid" xmlns:w16="http://schemas.microsoft.com/office/word/2018/wordml" xmlns:w16du="http://schemas.microsoft.com/office/word/2023/wordml/word16du" xmlns:w16sdtdh="http://schemas.microsoft.com/office/word/2020/wordml/sdtdatahash" xmlns:w16sdtfl="http://schemas.microsoft.com/office/word/2024/wordml/sdtformatlock" xmlns:w16se="http://schemas.microsoft.com/office/word/2015/wordml/symex" xmlns:wpg="http://schemas.microsoft.com/office/word/2010/wordprocessingGroup" xmlns:wpi="http://schemas.microsoft.com/office/word/2010/wordprocessingInk" xmlns:wne="http://schemas.microsoft.com/office/word/2006/wordml" xmlns:wps="http://schemas.microsoft.com/office/word/2010/wordprocessingShape" mc:Ignorable="w14 w15 w16se w16cid w16 w16cex w16sdtdh w16sdtfl w16du wp14">
   <w:footnote w:type="separator" w:id="-1">
     <w:p>
       <w:pPr>
@@ -11060,7 +11750,7 @@
 </file>
 
 <file path=word/header1.xml><?xml version="1.0" encoding="utf-8"?>
-<w:hdr xmlns:wpc="http://schemas.microsoft.com/office/word/2010/wordprocessingCanvas" xmlns:cx="http://schemas.microsoft.com/office/drawing/2014/chartex" xmlns:cx1="http://schemas.microsoft.com/office/drawing/2015/9/8/chartex" xmlns:cx2="http://schemas.microsoft.com/office/drawing/2015/10/21/chartex" xmlns:cx3="http://schemas.microsoft.com/office/drawing/2016/5/9/chartex" xmlns:cx4="http://schemas.microsoft.com/office/drawing/2016/5/10/chartex" xmlns:cx5="http://schemas.microsoft.com/office/drawing/2016/5/11/chartex" xmlns:cx6="http://schemas.microsoft.com/office/drawing/2016/5/12/chartex" xmlns:cx7="http://schemas.microsoft.com/office/drawing/2016/5/13/chartex" xmlns:cx8="http://schemas.microsoft.com/office/drawing/2016/5/14/chartex" xmlns:mc="http://schemas.openxmlformats.org/markup-compatibility/2006" xmlns:aink="http://schemas.microsoft.com/office/drawing/2016/ink" xmlns:am3d="http://schemas.microsoft.com/office/drawing/2017/model3d" xmlns:o="urn:schemas-microsoft-com:office:office" xmlns:oel="http://schemas.microsoft.com/office/2019/extlst" xmlns:r="http://schemas.openxmlformats.org/officeDocument/2006/relationships" xmlns:m="http://schemas.openxmlformats.org/officeDocument/2006/math" xmlns:v="urn:schemas-microsoft-com:vml" xmlns:wp14="http://schemas.microsoft.com/office/word/2010/wordprocessingDrawing" xmlns:wp="http://schemas.openxmlformats.org/drawingml/2006/wordprocessingDrawing" xmlns:w10="urn:schemas-microsoft-com:office:word" xmlns:w="http://schemas.openxmlformats.org/wordprocessingml/2006/main" xmlns:w14="http://schemas.microsoft.com/office/word/2010/wordml" xmlns:w15="http://schemas.microsoft.com/office/word/2012/wordml" xmlns:w16cex="http://schemas.microsoft.com/office/word/2018/wordml/cex" xmlns:w16cid="http://schemas.microsoft.com/office/word/2016/wordml/cid" xmlns:w16="http://schemas.microsoft.com/office/word/2018/wordml" xmlns:w16du="http://schemas.microsoft.com/office/word/2023/wordml/word16du" xmlns:w16sdtdh="http://schemas.microsoft.com/office/word/2020/wordml/sdtdatahash" xmlns:w16se="http://schemas.microsoft.com/office/word/2015/wordml/symex" xmlns:wpg="http://schemas.microsoft.com/office/word/2010/wordprocessingGroup" xmlns:wpi="http://schemas.microsoft.com/office/word/2010/wordprocessingInk" xmlns:wne="http://schemas.microsoft.com/office/word/2006/wordml" xmlns:wps="http://schemas.microsoft.com/office/word/2010/wordprocessingShape" mc:Ignorable="w14 w15 w16se w16cid w16 w16cex w16sdtdh w16du wp14">
+<w:hdr xmlns:wpc="http://schemas.microsoft.com/office/word/2010/wordprocessingCanvas" xmlns:cx="http://schemas.microsoft.com/office/drawing/2014/chartex" xmlns:cx1="http://schemas.microsoft.com/office/drawing/2015/9/8/chartex" xmlns:cx2="http://schemas.microsoft.com/office/drawing/2015/10/21/chartex" xmlns:cx3="http://schemas.microsoft.com/office/drawing/2016/5/9/chartex" xmlns:cx4="http://schemas.microsoft.com/office/drawing/2016/5/10/chartex" xmlns:cx5="http://schemas.microsoft.com/office/drawing/2016/5/11/chartex" xmlns:cx6="http://schemas.microsoft.com/office/drawing/2016/5/12/chartex" xmlns:cx7="http://schemas.microsoft.com/office/drawing/2016/5/13/chartex" xmlns:cx8="http://schemas.microsoft.com/office/drawing/2016/5/14/chartex" xmlns:mc="http://schemas.openxmlformats.org/markup-compatibility/2006" xmlns:aink="http://schemas.microsoft.com/office/drawing/2016/ink" xmlns:am3d="http://schemas.microsoft.com/office/drawing/2017/model3d" xmlns:o="urn:schemas-microsoft-com:office:office" xmlns:oel="http://schemas.microsoft.com/office/2019/extlst" xmlns:r="http://schemas.openxmlformats.org/officeDocument/2006/relationships" xmlns:m="http://schemas.openxmlformats.org/officeDocument/2006/math" xmlns:v="urn:schemas-microsoft-com:vml" xmlns:wp14="http://schemas.microsoft.com/office/word/2010/wordprocessingDrawing" xmlns:wp="http://schemas.openxmlformats.org/drawingml/2006/wordprocessingDrawing" xmlns:w10="urn:schemas-microsoft-com:office:word" xmlns:w="http://schemas.openxmlformats.org/wordprocessingml/2006/main" xmlns:w14="http://schemas.microsoft.com/office/word/2010/wordml" xmlns:w15="http://schemas.microsoft.com/office/word/2012/wordml" xmlns:w16cex="http://schemas.microsoft.com/office/word/2018/wordml/cex" xmlns:w16cid="http://schemas.microsoft.com/office/word/2016/wordml/cid" xmlns:w16="http://schemas.microsoft.com/office/word/2018/wordml" xmlns:w16du="http://schemas.microsoft.com/office/word/2023/wordml/word16du" xmlns:w16sdtdh="http://schemas.microsoft.com/office/word/2020/wordml/sdtdatahash" xmlns:w16sdtfl="http://schemas.microsoft.com/office/word/2024/wordml/sdtformatlock" xmlns:w16se="http://schemas.microsoft.com/office/word/2015/wordml/symex" xmlns:wpg="http://schemas.microsoft.com/office/word/2010/wordprocessingGroup" xmlns:wpi="http://schemas.microsoft.com/office/word/2010/wordprocessingInk" xmlns:wne="http://schemas.microsoft.com/office/word/2006/wordml" xmlns:wps="http://schemas.microsoft.com/office/word/2010/wordprocessingShape" mc:Ignorable="w14 w15 w16se w16cid w16 w16cex w16sdtdh w16sdtfl w16du wp14">
   <w:p>
     <w:pPr>
       <w:jc w:val="center"/>
@@ -11170,7 +11860,7 @@
 </file>
 
 <file path=word/styles.xml><?xml version="1.0" encoding="utf-8"?>
-<w:styles xmlns:mc="http://schemas.openxmlformats.org/markup-compatibility/2006" xmlns:r="http://schemas.openxmlformats.org/officeDocument/2006/relationships" xmlns:w="http://schemas.openxmlformats.org/wordprocessingml/2006/main" xmlns:w14="http://schemas.microsoft.com/office/word/2010/wordml" xmlns:w15="http://schemas.microsoft.com/office/word/2012/wordml" xmlns:w16cex="http://schemas.microsoft.com/office/word/2018/wordml/cex" xmlns:w16cid="http://schemas.microsoft.com/office/word/2016/wordml/cid" xmlns:w16="http://schemas.microsoft.com/office/word/2018/wordml" xmlns:w16du="http://schemas.microsoft.com/office/word/2023/wordml/word16du" xmlns:w16sdtdh="http://schemas.microsoft.com/office/word/2020/wordml/sdtdatahash" xmlns:w16se="http://schemas.microsoft.com/office/word/2015/wordml/symex" mc:Ignorable="w14 w15 w16se w16cid w16 w16cex w16sdtdh w16du">
+<w:styles xmlns:mc="http://schemas.openxmlformats.org/markup-compatibility/2006" xmlns:r="http://schemas.openxmlformats.org/officeDocument/2006/relationships" xmlns:w="http://schemas.openxmlformats.org/wordprocessingml/2006/main" xmlns:w14="http://schemas.microsoft.com/office/word/2010/wordml" xmlns:w15="http://schemas.microsoft.com/office/word/2012/wordml" xmlns:w16cex="http://schemas.microsoft.com/office/word/2018/wordml/cex" xmlns:w16cid="http://schemas.microsoft.com/office/word/2016/wordml/cid" xmlns:w16="http://schemas.microsoft.com/office/word/2018/wordml" xmlns:w16du="http://schemas.microsoft.com/office/word/2023/wordml/word16du" xmlns:w16sdtdh="http://schemas.microsoft.com/office/word/2020/wordml/sdtdatahash" xmlns:w16sdtfl="http://schemas.microsoft.com/office/word/2024/wordml/sdtformatlock" xmlns:w16se="http://schemas.microsoft.com/office/word/2015/wordml/symex" mc:Ignorable="w14 w15 w16se w16cid w16 w16cex w16sdtdh w16sdtfl w16du">
   <w:docDefaults>
     <w:rPrDefault>
       <w:rPr>
